--- a/Labs/Day-3/Lab 5 Python Lists-Sets and Tuples.docx
+++ b/Labs/Day-3/Lab 5 Python Lists-Sets and Tuples.docx
@@ -17,13 +17,47 @@
       </w:r>
     </w:p>
     <w:p>
-      <w:r>
-        <w:t>empty_list = list()  # this is an empty list, no item in the list</w:t>
-      </w:r>
-    </w:p>
-    <w:p>
-      <w:r>
-        <w:t>print(len(empty_list))  # 0</w:t>
+      <w:proofErr w:type="spellStart"/>
+      <w:r>
+        <w:t>empty_list</w:t>
+      </w:r>
+      <w:proofErr w:type="spellEnd"/>
+      <w:r>
+        <w:t xml:space="preserve"> = </w:t>
+      </w:r>
+      <w:proofErr w:type="gramStart"/>
+      <w:r>
+        <w:t>list()  #</w:t>
+      </w:r>
+      <w:proofErr w:type="gramEnd"/>
+      <w:r>
+        <w:t xml:space="preserve"> this is an empty list, no item in the list</w:t>
+      </w:r>
+    </w:p>
+    <w:p>
+      <w:r>
+        <w:t>print(</w:t>
+      </w:r>
+      <w:proofErr w:type="spellStart"/>
+      <w:r>
+        <w:t>len</w:t>
+      </w:r>
+      <w:proofErr w:type="spellEnd"/>
+      <w:r>
+        <w:t>(</w:t>
+      </w:r>
+      <w:proofErr w:type="spellStart"/>
+      <w:r>
+        <w:t>empty_list</w:t>
+      </w:r>
+      <w:proofErr w:type="spellEnd"/>
+      <w:proofErr w:type="gramStart"/>
+      <w:r>
+        <w:t>))  #</w:t>
+      </w:r>
+      <w:proofErr w:type="gramEnd"/>
+      <w:r>
+        <w:t xml:space="preserve"> 0</w:t>
       </w:r>
     </w:p>
     <w:p/>
@@ -44,27 +78,66 @@
     </w:p>
     <w:p>
       <w:r>
-        <w:t xml:space="preserve">              'Onion', 'Carrot']      # list of vegetables</w:t>
-      </w:r>
-    </w:p>
-    <w:p>
-      <w:r>
-        <w:t>animal_products = ['milk', 'meat', 'butter',</w:t>
-      </w:r>
-    </w:p>
-    <w:p>
-      <w:r>
-        <w:t xml:space="preserve">                   'yoghurt']             # list of animal products</w:t>
-      </w:r>
-    </w:p>
-    <w:p>
-      <w:r>
-        <w:t>web_techs = ['HTML', 'CSS', 'JS', 'React', 'Redux',</w:t>
-      </w:r>
-    </w:p>
-    <w:p>
-      <w:r>
-        <w:t xml:space="preserve">             'Node', 'MongDB']  # list of web technologies</w:t>
+        <w:t xml:space="preserve">              'Onion', 'Carrot</w:t>
+      </w:r>
+      <w:proofErr w:type="gramStart"/>
+      <w:r>
+        <w:t xml:space="preserve">']   </w:t>
+      </w:r>
+      <w:proofErr w:type="gramEnd"/>
+      <w:r>
+        <w:t xml:space="preserve">   # list of vegetables</w:t>
+      </w:r>
+    </w:p>
+    <w:p>
+      <w:proofErr w:type="spellStart"/>
+      <w:r>
+        <w:t>animal_products</w:t>
+      </w:r>
+      <w:proofErr w:type="spellEnd"/>
+      <w:r>
+        <w:t xml:space="preserve"> = ['milk', 'meat', 'butter',</w:t>
+      </w:r>
+    </w:p>
+    <w:p>
+      <w:r>
+        <w:t xml:space="preserve">                   'yoghurt</w:t>
+      </w:r>
+      <w:proofErr w:type="gramStart"/>
+      <w:r>
+        <w:t xml:space="preserve">']   </w:t>
+      </w:r>
+      <w:proofErr w:type="gramEnd"/>
+      <w:r>
+        <w:t xml:space="preserve">          # list of animal products</w:t>
+      </w:r>
+    </w:p>
+    <w:p>
+      <w:proofErr w:type="spellStart"/>
+      <w:r>
+        <w:t>web_techs</w:t>
+      </w:r>
+      <w:proofErr w:type="spellEnd"/>
+      <w:r>
+        <w:t xml:space="preserve"> = ['HTML', 'CSS', 'JS', 'React', 'Redux',</w:t>
+      </w:r>
+    </w:p>
+    <w:p>
+      <w:r>
+        <w:t xml:space="preserve">             'Node', '</w:t>
+      </w:r>
+      <w:proofErr w:type="spellStart"/>
+      <w:r>
+        <w:t>MongDB</w:t>
+      </w:r>
+      <w:proofErr w:type="spellEnd"/>
+      <w:proofErr w:type="gramStart"/>
+      <w:r>
+        <w:t>']  #</w:t>
+      </w:r>
+      <w:proofErr w:type="gramEnd"/>
+      <w:r>
+        <w:t xml:space="preserve"> list of web technologies</w:t>
       </w:r>
     </w:p>
     <w:p>
@@ -75,53 +148,178 @@
     <w:p/>
     <w:p>
       <w:r>
-        <w:t># Print the lists and it length</w:t>
-      </w:r>
-    </w:p>
-    <w:p>
-      <w:r>
-        <w:t>print('Fruits:', fruits)</w:t>
-      </w:r>
-    </w:p>
-    <w:p>
-      <w:r>
-        <w:t>print('Number of fruits:', len(fruits))</w:t>
-      </w:r>
-    </w:p>
-    <w:p>
-      <w:r>
-        <w:t>print('Vegetables:', vegetables)</w:t>
-      </w:r>
-    </w:p>
-    <w:p>
-      <w:r>
-        <w:t>print('Number of vegetables:', len(vegetables))</w:t>
-      </w:r>
-    </w:p>
-    <w:p>
-      <w:r>
-        <w:t>print('Animal products:', animal_products)</w:t>
-      </w:r>
-    </w:p>
-    <w:p>
-      <w:r>
-        <w:t>print('Number of animal products:', len(animal_products))</w:t>
-      </w:r>
-    </w:p>
-    <w:p>
-      <w:r>
-        <w:t>print('Web technologies:', web_techs)</w:t>
-      </w:r>
-    </w:p>
-    <w:p>
-      <w:r>
-        <w:t>print('Number of web technologies:', len(web_techs))</w:t>
-      </w:r>
-    </w:p>
-    <w:p>
+        <w:t xml:space="preserve"># Print the lists and </w:t>
+      </w:r>
+      <w:proofErr w:type="gramStart"/>
+      <w:r>
+        <w:t>it</w:t>
+      </w:r>
+      <w:proofErr w:type="gramEnd"/>
+      <w:r>
+        <w:t xml:space="preserve"> length</w:t>
+      </w:r>
+    </w:p>
+    <w:p>
+      <w:proofErr w:type="gramStart"/>
+      <w:r>
+        <w:t>print(</w:t>
+      </w:r>
+      <w:proofErr w:type="gramEnd"/>
+      <w:r>
+        <w:t>'Fruits:', fruits)</w:t>
+      </w:r>
+    </w:p>
+    <w:p>
+      <w:proofErr w:type="gramStart"/>
+      <w:r>
+        <w:t>print(</w:t>
+      </w:r>
+      <w:proofErr w:type="gramEnd"/>
+      <w:r>
+        <w:t xml:space="preserve">'Number of fruits:', </w:t>
+      </w:r>
+      <w:proofErr w:type="spellStart"/>
+      <w:r>
+        <w:t>len</w:t>
+      </w:r>
+      <w:proofErr w:type="spellEnd"/>
+      <w:r>
+        <w:t>(fruits))</w:t>
+      </w:r>
+    </w:p>
+    <w:p>
+      <w:proofErr w:type="gramStart"/>
+      <w:r>
+        <w:t>print(</w:t>
+      </w:r>
+      <w:proofErr w:type="gramEnd"/>
+      <w:r>
+        <w:t>'Vegetables:', vegetables)</w:t>
+      </w:r>
+    </w:p>
+    <w:p>
+      <w:proofErr w:type="gramStart"/>
+      <w:r>
+        <w:t>print(</w:t>
+      </w:r>
+      <w:proofErr w:type="gramEnd"/>
+      <w:r>
+        <w:t xml:space="preserve">'Number of vegetables:', </w:t>
+      </w:r>
+      <w:proofErr w:type="spellStart"/>
+      <w:r>
+        <w:t>len</w:t>
+      </w:r>
+      <w:proofErr w:type="spellEnd"/>
+      <w:r>
+        <w:t>(vegetables))</w:t>
+      </w:r>
+    </w:p>
+    <w:p>
+      <w:proofErr w:type="gramStart"/>
+      <w:r>
+        <w:t>print(</w:t>
+      </w:r>
+      <w:proofErr w:type="gramEnd"/>
+      <w:r>
+        <w:t xml:space="preserve">'Animal products:', </w:t>
+      </w:r>
+      <w:proofErr w:type="spellStart"/>
+      <w:r>
+        <w:t>animal_products</w:t>
+      </w:r>
+      <w:proofErr w:type="spellEnd"/>
+      <w:r>
+        <w:t>)</w:t>
+      </w:r>
+    </w:p>
+    <w:p>
+      <w:proofErr w:type="gramStart"/>
+      <w:r>
+        <w:t>print(</w:t>
+      </w:r>
+      <w:proofErr w:type="gramEnd"/>
+      <w:r>
+        <w:t xml:space="preserve">'Number of animal products:', </w:t>
+      </w:r>
+      <w:proofErr w:type="spellStart"/>
+      <w:r>
+        <w:t>len</w:t>
+      </w:r>
+      <w:proofErr w:type="spellEnd"/>
+      <w:r>
+        <w:t>(</w:t>
+      </w:r>
+      <w:proofErr w:type="spellStart"/>
+      <w:r>
+        <w:t>animal_products</w:t>
+      </w:r>
+      <w:proofErr w:type="spellEnd"/>
+      <w:r>
+        <w:t>))</w:t>
+      </w:r>
+    </w:p>
+    <w:p>
+      <w:proofErr w:type="gramStart"/>
+      <w:r>
+        <w:t>print(</w:t>
+      </w:r>
+      <w:proofErr w:type="gramEnd"/>
+      <w:r>
+        <w:t xml:space="preserve">'Web technologies:', </w:t>
+      </w:r>
+      <w:proofErr w:type="spellStart"/>
+      <w:r>
+        <w:t>web_techs</w:t>
+      </w:r>
+      <w:proofErr w:type="spellEnd"/>
+      <w:r>
+        <w:t>)</w:t>
+      </w:r>
+    </w:p>
+    <w:p>
+      <w:proofErr w:type="gramStart"/>
+      <w:r>
+        <w:t>print(</w:t>
+      </w:r>
+      <w:proofErr w:type="gramEnd"/>
+      <w:r>
+        <w:t xml:space="preserve">'Number of web technologies:', </w:t>
+      </w:r>
+      <w:proofErr w:type="spellStart"/>
+      <w:r>
+        <w:t>len</w:t>
+      </w:r>
+      <w:proofErr w:type="spellEnd"/>
+      <w:r>
+        <w:t>(</w:t>
+      </w:r>
+      <w:proofErr w:type="spellStart"/>
+      <w:r>
+        <w:t>web_techs</w:t>
+      </w:r>
+      <w:proofErr w:type="spellEnd"/>
+      <w:r>
+        <w:t>))</w:t>
+      </w:r>
+    </w:p>
+    <w:p>
+      <w:proofErr w:type="gramStart"/>
       <w:r>
         <w:lastRenderedPageBreak/>
-        <w:t>print('Number of countries:', len(countries))</w:t>
+        <w:t>print(</w:t>
+      </w:r>
+      <w:proofErr w:type="gramEnd"/>
+      <w:r>
+        <w:t xml:space="preserve">'Number of countries:', </w:t>
+      </w:r>
+      <w:proofErr w:type="spellStart"/>
+      <w:r>
+        <w:t>len</w:t>
+      </w:r>
+      <w:proofErr w:type="spellEnd"/>
+      <w:r>
+        <w:t>(countries))</w:t>
       </w:r>
     </w:p>
     <w:p/>
@@ -137,33 +335,128 @@
       </w:r>
     </w:p>
     <w:p>
-      <w:r>
-        <w:t>first_fruit = fruits[0]  # we are accessing the first item using its index</w:t>
-      </w:r>
-    </w:p>
-    <w:p>
-      <w:r>
-        <w:t>print(first_fruit)      # banana</w:t>
-      </w:r>
-    </w:p>
-    <w:p>
-      <w:r>
-        <w:t>second_fruit = fruits[1]</w:t>
-      </w:r>
-    </w:p>
-    <w:p>
-      <w:r>
-        <w:t>print(second_fruit)     # orange</w:t>
-      </w:r>
-    </w:p>
-    <w:p>
-      <w:r>
-        <w:t>last_fruit = fruits[3]</w:t>
-      </w:r>
-    </w:p>
-    <w:p>
-      <w:r>
-        <w:t>print(last_fruit)  # lemon</w:t>
+      <w:proofErr w:type="spellStart"/>
+      <w:r>
+        <w:t>first_fruit</w:t>
+      </w:r>
+      <w:proofErr w:type="spellEnd"/>
+      <w:r>
+        <w:t xml:space="preserve"> = </w:t>
+      </w:r>
+      <w:proofErr w:type="gramStart"/>
+      <w:r>
+        <w:t>fruits[</w:t>
+      </w:r>
+      <w:proofErr w:type="gramEnd"/>
+      <w:r>
+        <w:t>0</w:t>
+      </w:r>
+      <w:proofErr w:type="gramStart"/>
+      <w:r>
+        <w:t>]  #</w:t>
+      </w:r>
+      <w:proofErr w:type="gramEnd"/>
+      <w:r>
+        <w:t xml:space="preserve"> we are accessing the first item using its index</w:t>
+      </w:r>
+    </w:p>
+    <w:p>
+      <w:r>
+        <w:t>print(</w:t>
+      </w:r>
+      <w:proofErr w:type="spellStart"/>
+      <w:r>
+        <w:t>first_</w:t>
+      </w:r>
+      <w:proofErr w:type="gramStart"/>
+      <w:r>
+        <w:t>fruit</w:t>
+      </w:r>
+      <w:proofErr w:type="spellEnd"/>
+      <w:r>
+        <w:t xml:space="preserve">)   </w:t>
+      </w:r>
+      <w:proofErr w:type="gramEnd"/>
+      <w:r>
+        <w:t xml:space="preserve">   # banana</w:t>
+      </w:r>
+    </w:p>
+    <w:p>
+      <w:proofErr w:type="spellStart"/>
+      <w:r>
+        <w:t>second_fruit</w:t>
+      </w:r>
+      <w:proofErr w:type="spellEnd"/>
+      <w:r>
+        <w:t xml:space="preserve"> = </w:t>
+      </w:r>
+      <w:proofErr w:type="gramStart"/>
+      <w:r>
+        <w:t>fruits[</w:t>
+      </w:r>
+      <w:proofErr w:type="gramEnd"/>
+      <w:r>
+        <w:t>1]</w:t>
+      </w:r>
+    </w:p>
+    <w:p>
+      <w:r>
+        <w:t>print(</w:t>
+      </w:r>
+      <w:proofErr w:type="spellStart"/>
+      <w:r>
+        <w:t>second_</w:t>
+      </w:r>
+      <w:proofErr w:type="gramStart"/>
+      <w:r>
+        <w:t>fruit</w:t>
+      </w:r>
+      <w:proofErr w:type="spellEnd"/>
+      <w:r>
+        <w:t xml:space="preserve">)   </w:t>
+      </w:r>
+      <w:proofErr w:type="gramEnd"/>
+      <w:r>
+        <w:t xml:space="preserve">  # orange</w:t>
+      </w:r>
+    </w:p>
+    <w:p>
+      <w:proofErr w:type="spellStart"/>
+      <w:r>
+        <w:t>last_fruit</w:t>
+      </w:r>
+      <w:proofErr w:type="spellEnd"/>
+      <w:r>
+        <w:t xml:space="preserve"> = </w:t>
+      </w:r>
+      <w:proofErr w:type="gramStart"/>
+      <w:r>
+        <w:t>fruits[</w:t>
+      </w:r>
+      <w:proofErr w:type="gramEnd"/>
+      <w:r>
+        <w:t>3]</w:t>
+      </w:r>
+    </w:p>
+    <w:p>
+      <w:r>
+        <w:t>print(</w:t>
+      </w:r>
+      <w:proofErr w:type="spellStart"/>
+      <w:r>
+        <w:t>last_</w:t>
+      </w:r>
+      <w:proofErr w:type="gramStart"/>
+      <w:r>
+        <w:t>fruit</w:t>
+      </w:r>
+      <w:proofErr w:type="spellEnd"/>
+      <w:r>
+        <w:t>)  #</w:t>
+      </w:r>
+      <w:proofErr w:type="gramEnd"/>
+      <w:r>
+        <w:t xml:space="preserve"> lemon</w:t>
       </w:r>
     </w:p>
     <w:p>
@@ -172,20 +465,57 @@
       </w:r>
     </w:p>
     <w:p>
-      <w:r>
-        <w:t>last_index = len(fruits) - 1</w:t>
-      </w:r>
-    </w:p>
-    <w:p>
-      <w:r>
-        <w:t>last_fruit = fruits[last_index]</w:t>
+      <w:proofErr w:type="spellStart"/>
+      <w:r>
+        <w:t>last_index</w:t>
+      </w:r>
+      <w:proofErr w:type="spellEnd"/>
+      <w:r>
+        <w:t xml:space="preserve"> = </w:t>
+      </w:r>
+      <w:proofErr w:type="spellStart"/>
+      <w:r>
+        <w:t>len</w:t>
+      </w:r>
+      <w:proofErr w:type="spellEnd"/>
+      <w:r>
+        <w:t>(fruits) - 1</w:t>
+      </w:r>
+    </w:p>
+    <w:p>
+      <w:proofErr w:type="spellStart"/>
+      <w:r>
+        <w:t>last_fruit</w:t>
+      </w:r>
+      <w:proofErr w:type="spellEnd"/>
+      <w:r>
+        <w:t xml:space="preserve"> = fruits[</w:t>
+      </w:r>
+      <w:proofErr w:type="spellStart"/>
+      <w:r>
+        <w:t>last_index</w:t>
+      </w:r>
+      <w:proofErr w:type="spellEnd"/>
+      <w:r>
+        <w:t>]</w:t>
       </w:r>
     </w:p>
     <w:p/>
     <w:p>
       <w:r>
-        <w:t># Accessing itmes</w:t>
-      </w:r>
+        <w:t xml:space="preserve"># Accessing </w:t>
+      </w:r>
+      <w:proofErr w:type="spellStart"/>
+      <w:r>
+        <w:t>it</w:t>
+      </w:r>
+      <w:r>
+        <w:t>e</w:t>
+      </w:r>
+      <w:r>
+        <w:t>mes</w:t>
+      </w:r>
+      <w:proofErr w:type="spellEnd"/>
     </w:p>
     <w:p>
       <w:r>
@@ -193,23 +523,81 @@
       </w:r>
     </w:p>
     <w:p>
-      <w:r>
-        <w:t>last_fruit = fruits[-1]</w:t>
-      </w:r>
-    </w:p>
-    <w:p>
-      <w:r>
-        <w:t>second_last = fruits[-2]</w:t>
-      </w:r>
-    </w:p>
-    <w:p>
-      <w:r>
-        <w:t>print(last_fruit)       # lemon</w:t>
-      </w:r>
-    </w:p>
-    <w:p>
-      <w:r>
-        <w:t>print(second_last)      # mango</w:t>
+      <w:proofErr w:type="spellStart"/>
+      <w:r>
+        <w:t>last_fruit</w:t>
+      </w:r>
+      <w:proofErr w:type="spellEnd"/>
+      <w:r>
+        <w:t xml:space="preserve"> = </w:t>
+      </w:r>
+      <w:proofErr w:type="gramStart"/>
+      <w:r>
+        <w:t>fruits[</w:t>
+      </w:r>
+      <w:proofErr w:type="gramEnd"/>
+      <w:r>
+        <w:t>-1]</w:t>
+      </w:r>
+    </w:p>
+    <w:p>
+      <w:proofErr w:type="spellStart"/>
+      <w:r>
+        <w:t>second_last</w:t>
+      </w:r>
+      <w:proofErr w:type="spellEnd"/>
+      <w:r>
+        <w:t xml:space="preserve"> = </w:t>
+      </w:r>
+      <w:proofErr w:type="gramStart"/>
+      <w:r>
+        <w:t>fruits[</w:t>
+      </w:r>
+      <w:proofErr w:type="gramEnd"/>
+      <w:r>
+        <w:t>-2]</w:t>
+      </w:r>
+    </w:p>
+    <w:p>
+      <w:r>
+        <w:t>print(</w:t>
+      </w:r>
+      <w:proofErr w:type="spellStart"/>
+      <w:r>
+        <w:t>last_</w:t>
+      </w:r>
+      <w:proofErr w:type="gramStart"/>
+      <w:r>
+        <w:t>fruit</w:t>
+      </w:r>
+      <w:proofErr w:type="spellEnd"/>
+      <w:r>
+        <w:t xml:space="preserve">)   </w:t>
+      </w:r>
+      <w:proofErr w:type="gramEnd"/>
+      <w:r>
+        <w:t xml:space="preserve">    # lemon</w:t>
+      </w:r>
+    </w:p>
+    <w:p>
+      <w:r>
+        <w:t>print(</w:t>
+      </w:r>
+      <w:proofErr w:type="spellStart"/>
+      <w:r>
+        <w:t>second_</w:t>
+      </w:r>
+      <w:proofErr w:type="gramStart"/>
+      <w:r>
+        <w:t>last</w:t>
+      </w:r>
+      <w:proofErr w:type="spellEnd"/>
+      <w:r>
+        <w:t xml:space="preserve">)   </w:t>
+      </w:r>
+      <w:proofErr w:type="gramEnd"/>
+      <w:r>
+        <w:t xml:space="preserve">   # mango</w:t>
       </w:r>
     </w:p>
     <w:p/>
@@ -224,29 +612,113 @@
       </w:r>
     </w:p>
     <w:p>
-      <w:r>
-        <w:t>all_fruits = fruits[0:4]  # it returns all the fruits</w:t>
-      </w:r>
-    </w:p>
-    <w:p>
-      <w:r>
-        <w:t># this is also give the same result as the above</w:t>
-      </w:r>
-    </w:p>
-    <w:p>
+      <w:proofErr w:type="spellStart"/>
+      <w:r>
+        <w:t>all_fruits</w:t>
+      </w:r>
+      <w:proofErr w:type="spellEnd"/>
+      <w:r>
+        <w:t xml:space="preserve"> = </w:t>
+      </w:r>
+      <w:proofErr w:type="gramStart"/>
+      <w:r>
+        <w:t>fruits[</w:t>
+      </w:r>
+      <w:proofErr w:type="gramEnd"/>
+      <w:r>
+        <w:t>0:4</w:t>
+      </w:r>
+      <w:proofErr w:type="gramStart"/>
+      <w:r>
+        <w:t>]  #</w:t>
+      </w:r>
+      <w:proofErr w:type="gramEnd"/>
+      <w:r>
+        <w:t xml:space="preserve"> it returns all the fruits</w:t>
+      </w:r>
+    </w:p>
+    <w:p>
+      <w:r>
+        <w:t xml:space="preserve"># </w:t>
+      </w:r>
+      <w:proofErr w:type="gramStart"/>
+      <w:r>
+        <w:t>this</w:t>
+      </w:r>
+      <w:proofErr w:type="gramEnd"/>
+      <w:r>
+        <w:t xml:space="preserve"> is also give the same result as the above</w:t>
+      </w:r>
+    </w:p>
+    <w:p>
+      <w:proofErr w:type="spellStart"/>
       <w:r>
         <w:lastRenderedPageBreak/>
-        <w:t>all_fruits = fruits[0:]  # if we don't set where to stop it takes all the rest</w:t>
-      </w:r>
-    </w:p>
-    <w:p>
-      <w:r>
-        <w:t>orange_and_mango = fruits[1:3]  # it does not include the end index</w:t>
-      </w:r>
-    </w:p>
-    <w:p>
-      <w:r>
-        <w:t>orange_mango_lemon = fruits[1:]</w:t>
+        <w:t>all_fruits</w:t>
+      </w:r>
+      <w:proofErr w:type="spellEnd"/>
+      <w:r>
+        <w:t xml:space="preserve"> = </w:t>
+      </w:r>
+      <w:proofErr w:type="gramStart"/>
+      <w:r>
+        <w:t>fruits[</w:t>
+      </w:r>
+      <w:proofErr w:type="gramEnd"/>
+      <w:r>
+        <w:t>0</w:t>
+      </w:r>
+      <w:proofErr w:type="gramStart"/>
+      <w:r>
+        <w:t>:]  #</w:t>
+      </w:r>
+      <w:proofErr w:type="gramEnd"/>
+      <w:r>
+        <w:t xml:space="preserve"> if we don't set where to stop it takes all the rest</w:t>
+      </w:r>
+    </w:p>
+    <w:p>
+      <w:proofErr w:type="spellStart"/>
+      <w:r>
+        <w:t>orange_and_mango</w:t>
+      </w:r>
+      <w:proofErr w:type="spellEnd"/>
+      <w:r>
+        <w:t xml:space="preserve"> = </w:t>
+      </w:r>
+      <w:proofErr w:type="gramStart"/>
+      <w:r>
+        <w:t>fruits[</w:t>
+      </w:r>
+      <w:proofErr w:type="gramEnd"/>
+      <w:r>
+        <w:t>1:3</w:t>
+      </w:r>
+      <w:proofErr w:type="gramStart"/>
+      <w:r>
+        <w:t>]  #</w:t>
+      </w:r>
+      <w:proofErr w:type="gramEnd"/>
+      <w:r>
+        <w:t xml:space="preserve"> it does not include the end index</w:t>
+      </w:r>
+    </w:p>
+    <w:p>
+      <w:proofErr w:type="spellStart"/>
+      <w:r>
+        <w:t>orange_mango_lemon</w:t>
+      </w:r>
+      <w:proofErr w:type="spellEnd"/>
+      <w:r>
+        <w:t xml:space="preserve"> = </w:t>
+      </w:r>
+      <w:proofErr w:type="gramStart"/>
+      <w:r>
+        <w:t>fruits[</w:t>
+      </w:r>
+      <w:proofErr w:type="gramEnd"/>
+      <w:r>
+        <w:t>1:]</w:t>
       </w:r>
     </w:p>
     <w:p/>
@@ -256,23 +728,94 @@
       </w:r>
     </w:p>
     <w:p>
-      <w:r>
-        <w:t>all_fruits = fruits[-4:]  # it returns all the fruits</w:t>
-      </w:r>
-    </w:p>
-    <w:p>
-      <w:r>
-        <w:t># this is also give the same result as the above</w:t>
-      </w:r>
-    </w:p>
-    <w:p>
-      <w:r>
-        <w:t>orange_and_mango = fruits[-3:-1]  # it does not include the end index</w:t>
-      </w:r>
-    </w:p>
-    <w:p>
-      <w:r>
-        <w:t>orange_mango_lemon = fruits[-3:]</w:t>
+      <w:proofErr w:type="spellStart"/>
+      <w:r>
+        <w:t>all_fruits</w:t>
+      </w:r>
+      <w:proofErr w:type="spellEnd"/>
+      <w:r>
+        <w:t xml:space="preserve"> = </w:t>
+      </w:r>
+      <w:proofErr w:type="gramStart"/>
+      <w:r>
+        <w:t>fruits[</w:t>
+      </w:r>
+      <w:proofErr w:type="gramEnd"/>
+      <w:r>
+        <w:t>-4</w:t>
+      </w:r>
+      <w:proofErr w:type="gramStart"/>
+      <w:r>
+        <w:t>:]  #</w:t>
+      </w:r>
+      <w:proofErr w:type="gramEnd"/>
+      <w:r>
+        <w:t xml:space="preserve"> it returns all the fruits</w:t>
+      </w:r>
+    </w:p>
+    <w:p>
+      <w:r>
+        <w:t xml:space="preserve"># </w:t>
+      </w:r>
+      <w:proofErr w:type="gramStart"/>
+      <w:r>
+        <w:t>this</w:t>
+      </w:r>
+      <w:proofErr w:type="gramEnd"/>
+      <w:r>
+        <w:t xml:space="preserve"> is also give the same result as the above</w:t>
+      </w:r>
+    </w:p>
+    <w:p>
+      <w:proofErr w:type="spellStart"/>
+      <w:r>
+        <w:t>orange_and_mango</w:t>
+      </w:r>
+      <w:proofErr w:type="spellEnd"/>
+      <w:r>
+        <w:t xml:space="preserve"> = </w:t>
+      </w:r>
+      <w:proofErr w:type="gramStart"/>
+      <w:r>
+        <w:t>fruits[</w:t>
+      </w:r>
+      <w:proofErr w:type="gramEnd"/>
+      <w:r>
+        <w:t>-</w:t>
+      </w:r>
+      <w:proofErr w:type="gramStart"/>
+      <w:r>
+        <w:t>3:-</w:t>
+      </w:r>
+      <w:proofErr w:type="gramEnd"/>
+      <w:r>
+        <w:t>1</w:t>
+      </w:r>
+      <w:proofErr w:type="gramStart"/>
+      <w:r>
+        <w:t>]  #</w:t>
+      </w:r>
+      <w:proofErr w:type="gramEnd"/>
+      <w:r>
+        <w:t xml:space="preserve"> it does not include the end index</w:t>
+      </w:r>
+    </w:p>
+    <w:p>
+      <w:proofErr w:type="spellStart"/>
+      <w:r>
+        <w:t>orange_mango_lemon</w:t>
+      </w:r>
+      <w:proofErr w:type="spellEnd"/>
+      <w:r>
+        <w:t xml:space="preserve"> = </w:t>
+      </w:r>
+      <w:proofErr w:type="gramStart"/>
+      <w:r>
+        <w:t>fruits[</w:t>
+      </w:r>
+      <w:proofErr w:type="gramEnd"/>
+      <w:r>
+        <w:t>-3:]</w:t>
       </w:r>
     </w:p>
     <w:p/>
@@ -283,38 +826,93 @@
       </w:r>
     </w:p>
     <w:p>
-      <w:r>
-        <w:t>fruits[0] = 'Avocado'</w:t>
-      </w:r>
-    </w:p>
-    <w:p>
-      <w:r>
-        <w:t>print(fruits)  # ['avocado', 'orange', 'mango', 'lemon']</w:t>
-      </w:r>
-    </w:p>
-    <w:p>
-      <w:r>
-        <w:t>fruits[1] = 'apple'</w:t>
-      </w:r>
-    </w:p>
-    <w:p>
-      <w:r>
-        <w:t>print(fruits)  # ['avocado', 'apple', 'mango', 'lemon']</w:t>
-      </w:r>
-    </w:p>
-    <w:p>
-      <w:r>
-        <w:t>last_index = len(fruits)</w:t>
-      </w:r>
-    </w:p>
-    <w:p>
-      <w:r>
-        <w:t>fruits[last_index] = 'lime'</w:t>
-      </w:r>
-    </w:p>
-    <w:p>
-      <w:r>
-        <w:t>print(fruits)  # ['avocado', 'apple', 'mango', 'lime']</w:t>
+      <w:proofErr w:type="gramStart"/>
+      <w:r>
+        <w:t>fruits[</w:t>
+      </w:r>
+      <w:proofErr w:type="gramEnd"/>
+      <w:r>
+        <w:t>0] = 'Avocado'</w:t>
+      </w:r>
+    </w:p>
+    <w:p>
+      <w:r>
+        <w:t>print(</w:t>
+      </w:r>
+      <w:proofErr w:type="gramStart"/>
+      <w:r>
+        <w:t>fruits)  #</w:t>
+      </w:r>
+      <w:proofErr w:type="gramEnd"/>
+      <w:r>
+        <w:t xml:space="preserve"> ['avocado', 'orange', 'mango', 'lemon']</w:t>
+      </w:r>
+    </w:p>
+    <w:p>
+      <w:proofErr w:type="gramStart"/>
+      <w:r>
+        <w:t>fruits[</w:t>
+      </w:r>
+      <w:proofErr w:type="gramEnd"/>
+      <w:r>
+        <w:t>1] = 'apple'</w:t>
+      </w:r>
+    </w:p>
+    <w:p>
+      <w:r>
+        <w:t>print(</w:t>
+      </w:r>
+      <w:proofErr w:type="gramStart"/>
+      <w:r>
+        <w:t>fruits)  #</w:t>
+      </w:r>
+      <w:proofErr w:type="gramEnd"/>
+      <w:r>
+        <w:t xml:space="preserve"> ['avocado', 'apple', 'mango', 'lemon']</w:t>
+      </w:r>
+    </w:p>
+    <w:p>
+      <w:proofErr w:type="spellStart"/>
+      <w:r>
+        <w:t>last_index</w:t>
+      </w:r>
+      <w:proofErr w:type="spellEnd"/>
+      <w:r>
+        <w:t xml:space="preserve"> = </w:t>
+      </w:r>
+      <w:proofErr w:type="spellStart"/>
+      <w:r>
+        <w:t>len</w:t>
+      </w:r>
+      <w:proofErr w:type="spellEnd"/>
+      <w:r>
+        <w:t>(fruits)</w:t>
+      </w:r>
+    </w:p>
+    <w:p>
+      <w:r>
+        <w:t>fruits[</w:t>
+      </w:r>
+      <w:proofErr w:type="spellStart"/>
+      <w:r>
+        <w:t>last_index</w:t>
+      </w:r>
+      <w:proofErr w:type="spellEnd"/>
+      <w:r>
+        <w:t>] = 'lime'</w:t>
+      </w:r>
+    </w:p>
+    <w:p>
+      <w:r>
+        <w:t>print(</w:t>
+      </w:r>
+      <w:proofErr w:type="gramStart"/>
+      <w:r>
+        <w:t>fruits)  #</w:t>
+      </w:r>
+      <w:proofErr w:type="gramEnd"/>
+      <w:r>
+        <w:t xml:space="preserve"> ['avocado', 'apple', 'mango', 'lime']</w:t>
       </w:r>
     </w:p>
     <w:p/>
@@ -329,23 +927,65 @@
       </w:r>
     </w:p>
     <w:p>
-      <w:r>
-        <w:t>does_exist = 'banana' in fruits</w:t>
-      </w:r>
-    </w:p>
-    <w:p>
-      <w:r>
-        <w:t>print(does_exist)  # True</w:t>
-      </w:r>
-    </w:p>
-    <w:p>
-      <w:r>
-        <w:t>does_exist = 'lime' in fruits</w:t>
-      </w:r>
-    </w:p>
-    <w:p>
-      <w:r>
-        <w:t>print(does_exist)  # False</w:t>
+      <w:proofErr w:type="spellStart"/>
+      <w:r>
+        <w:t>does_exist</w:t>
+      </w:r>
+      <w:proofErr w:type="spellEnd"/>
+      <w:r>
+        <w:t xml:space="preserve"> = 'banana' in fruits</w:t>
+      </w:r>
+    </w:p>
+    <w:p>
+      <w:r>
+        <w:t>print(</w:t>
+      </w:r>
+      <w:proofErr w:type="spellStart"/>
+      <w:r>
+        <w:t>does_</w:t>
+      </w:r>
+      <w:proofErr w:type="gramStart"/>
+      <w:r>
+        <w:t>exist</w:t>
+      </w:r>
+      <w:proofErr w:type="spellEnd"/>
+      <w:r>
+        <w:t>)  #</w:t>
+      </w:r>
+      <w:proofErr w:type="gramEnd"/>
+      <w:r>
+        <w:t xml:space="preserve"> True</w:t>
+      </w:r>
+    </w:p>
+    <w:p>
+      <w:proofErr w:type="spellStart"/>
+      <w:r>
+        <w:t>does_exist</w:t>
+      </w:r>
+      <w:proofErr w:type="spellEnd"/>
+      <w:r>
+        <w:t xml:space="preserve"> = 'lime' in fruits</w:t>
+      </w:r>
+    </w:p>
+    <w:p>
+      <w:r>
+        <w:t>print(</w:t>
+      </w:r>
+      <w:proofErr w:type="spellStart"/>
+      <w:r>
+        <w:t>does_</w:t>
+      </w:r>
+      <w:proofErr w:type="gramStart"/>
+      <w:r>
+        <w:t>exist</w:t>
+      </w:r>
+      <w:proofErr w:type="spellEnd"/>
+      <w:r>
+        <w:t>)  #</w:t>
+      </w:r>
+      <w:proofErr w:type="gramEnd"/>
+      <w:r>
+        <w:t xml:space="preserve"> False</w:t>
       </w:r>
     </w:p>
     <w:p/>
@@ -360,13 +1000,28 @@
       </w:r>
     </w:p>
     <w:p>
-      <w:r>
-        <w:t>fruits.append('apple')</w:t>
-      </w:r>
-    </w:p>
-    <w:p>
-      <w:r>
-        <w:t>print(fruits)           # ['banana', 'orange', 'mango', 'lemon', 'apple']</w:t>
+      <w:proofErr w:type="spellStart"/>
+      <w:proofErr w:type="gramStart"/>
+      <w:r>
+        <w:t>fruits.append</w:t>
+      </w:r>
+      <w:proofErr w:type="spellEnd"/>
+      <w:proofErr w:type="gramEnd"/>
+      <w:r>
+        <w:t>('apple')</w:t>
+      </w:r>
+    </w:p>
+    <w:p>
+      <w:r>
+        <w:t>print(</w:t>
+      </w:r>
+      <w:proofErr w:type="gramStart"/>
+      <w:r>
+        <w:t xml:space="preserve">fruits)   </w:t>
+      </w:r>
+      <w:proofErr w:type="gramEnd"/>
+      <w:r>
+        <w:t xml:space="preserve">        # ['banana', 'orange', 'mango', 'lemon', 'apple']</w:t>
       </w:r>
     </w:p>
     <w:p>
@@ -375,8 +1030,15 @@
       </w:r>
     </w:p>
     <w:p>
-      <w:r>
-        <w:t>fruits.append('lime')</w:t>
+      <w:proofErr w:type="spellStart"/>
+      <w:proofErr w:type="gramStart"/>
+      <w:r>
+        <w:t>fruits.append</w:t>
+      </w:r>
+      <w:proofErr w:type="spellEnd"/>
+      <w:proofErr w:type="gramEnd"/>
+      <w:r>
+        <w:t>('lime')</w:t>
       </w:r>
     </w:p>
     <w:p>
@@ -387,8 +1049,13 @@
     <w:p/>
     <w:p>
       <w:r>
-        <w:t># insert</w:t>
-      </w:r>
+        <w:t xml:space="preserve"># </w:t>
+      </w:r>
+      <w:proofErr w:type="gramStart"/>
+      <w:r>
+        <w:t>insert</w:t>
+      </w:r>
+      <w:proofErr w:type="gramEnd"/>
     </w:p>
     <w:p>
       <w:r>
@@ -396,23 +1063,61 @@
       </w:r>
     </w:p>
     <w:p>
-      <w:r>
-        <w:t>fruits.insert(2, 'apple')  # insert apple between orange and mango</w:t>
-      </w:r>
-    </w:p>
-    <w:p>
-      <w:r>
-        <w:t>print(fruits)           # ['banana', 'orange', 'apple', 'mango', 'lemon']</w:t>
-      </w:r>
-    </w:p>
-    <w:p>
-      <w:r>
-        <w:t># ['banana', 'orange', 'apple', 'mango', 'lime','lemon',]</w:t>
-      </w:r>
-    </w:p>
-    <w:p>
-      <w:r>
-        <w:t>fruits.list(3, 'lime')</w:t>
+      <w:proofErr w:type="spellStart"/>
+      <w:proofErr w:type="gramStart"/>
+      <w:r>
+        <w:t>fruits.insert</w:t>
+      </w:r>
+      <w:proofErr w:type="spellEnd"/>
+      <w:proofErr w:type="gramEnd"/>
+      <w:r>
+        <w:t>(2, 'apple</w:t>
+      </w:r>
+      <w:proofErr w:type="gramStart"/>
+      <w:r>
+        <w:t>')  #</w:t>
+      </w:r>
+      <w:proofErr w:type="gramEnd"/>
+      <w:r>
+        <w:t xml:space="preserve"> insert apple between orange and mango</w:t>
+      </w:r>
+    </w:p>
+    <w:p>
+      <w:r>
+        <w:t>print(</w:t>
+      </w:r>
+      <w:proofErr w:type="gramStart"/>
+      <w:r>
+        <w:t xml:space="preserve">fruits)   </w:t>
+      </w:r>
+      <w:proofErr w:type="gramEnd"/>
+      <w:r>
+        <w:t xml:space="preserve">        # ['banana', 'orange', 'apple', 'mango', 'lemon']</w:t>
+      </w:r>
+    </w:p>
+    <w:p>
+      <w:r>
+        <w:t># ['banana', 'orange', 'apple', 'mango', '</w:t>
+      </w:r>
+      <w:proofErr w:type="spellStart"/>
+      <w:r>
+        <w:t>lime','lemon</w:t>
+      </w:r>
+      <w:proofErr w:type="spellEnd"/>
+      <w:r>
+        <w:t>',]</w:t>
+      </w:r>
+    </w:p>
+    <w:p>
+      <w:proofErr w:type="spellStart"/>
+      <w:proofErr w:type="gramStart"/>
+      <w:r>
+        <w:t>fruits.list</w:t>
+      </w:r>
+      <w:proofErr w:type="spellEnd"/>
+      <w:proofErr w:type="gramEnd"/>
+      <w:r>
+        <w:t>(3, 'lime')</w:t>
       </w:r>
     </w:p>
     <w:p>
@@ -423,8 +1128,13 @@
     <w:p/>
     <w:p>
       <w:r>
-        <w:t># remove</w:t>
-      </w:r>
+        <w:t xml:space="preserve"># </w:t>
+      </w:r>
+      <w:proofErr w:type="gramStart"/>
+      <w:r>
+        <w:t>remove</w:t>
+      </w:r>
+      <w:proofErr w:type="gramEnd"/>
     </w:p>
     <w:p>
       <w:r>
@@ -432,23 +1142,53 @@
       </w:r>
     </w:p>
     <w:p>
-      <w:r>
-        <w:t>fruits.remove('banana')</w:t>
-      </w:r>
-    </w:p>
-    <w:p>
-      <w:r>
-        <w:t>print(fruits)  # ['orange', 'mango', 'lemon']</w:t>
-      </w:r>
-    </w:p>
-    <w:p>
-      <w:r>
-        <w:t>fruits.remove('lemon')</w:t>
-      </w:r>
-    </w:p>
-    <w:p>
-      <w:r>
-        <w:t>print(fruits)  # ['orange', 'mango']</w:t>
+      <w:proofErr w:type="spellStart"/>
+      <w:proofErr w:type="gramStart"/>
+      <w:r>
+        <w:t>fruits.remove</w:t>
+      </w:r>
+      <w:proofErr w:type="spellEnd"/>
+      <w:proofErr w:type="gramEnd"/>
+      <w:r>
+        <w:t>('banana')</w:t>
+      </w:r>
+    </w:p>
+    <w:p>
+      <w:r>
+        <w:t>print(</w:t>
+      </w:r>
+      <w:proofErr w:type="gramStart"/>
+      <w:r>
+        <w:t>fruits)  #</w:t>
+      </w:r>
+      <w:proofErr w:type="gramEnd"/>
+      <w:r>
+        <w:t xml:space="preserve"> ['orange', 'mango', 'lemon']</w:t>
+      </w:r>
+    </w:p>
+    <w:p>
+      <w:proofErr w:type="spellStart"/>
+      <w:proofErr w:type="gramStart"/>
+      <w:r>
+        <w:t>fruits.remove</w:t>
+      </w:r>
+      <w:proofErr w:type="spellEnd"/>
+      <w:proofErr w:type="gramEnd"/>
+      <w:r>
+        <w:t>('lemon')</w:t>
+      </w:r>
+    </w:p>
+    <w:p>
+      <w:r>
+        <w:t>print(</w:t>
+      </w:r>
+      <w:proofErr w:type="gramStart"/>
+      <w:r>
+        <w:t>fruits)  #</w:t>
+      </w:r>
+      <w:proofErr w:type="gramEnd"/>
+      <w:r>
+        <w:t xml:space="preserve"> ['orange', 'mango']</w:t>
       </w:r>
     </w:p>
     <w:p/>
@@ -463,25 +1203,55 @@
       </w:r>
     </w:p>
     <w:p>
+      <w:proofErr w:type="spellStart"/>
+      <w:proofErr w:type="gramStart"/>
       <w:r>
         <w:lastRenderedPageBreak/>
-        <w:t>fruits.remove()</w:t>
-      </w:r>
-    </w:p>
-    <w:p>
-      <w:r>
-        <w:t>print(fruits)       # ['banana', 'orange', 'mango']</w:t>
+        <w:t>fruits.remove</w:t>
+      </w:r>
+      <w:proofErr w:type="spellEnd"/>
+      <w:proofErr w:type="gramEnd"/>
+      <w:r>
+        <w:t>()</w:t>
+      </w:r>
+    </w:p>
+    <w:p>
+      <w:r>
+        <w:t>print(</w:t>
+      </w:r>
+      <w:proofErr w:type="gramStart"/>
+      <w:r>
+        <w:t xml:space="preserve">fruits)   </w:t>
+      </w:r>
+      <w:proofErr w:type="gramEnd"/>
+      <w:r>
+        <w:t xml:space="preserve">    # ['banana', 'orange', 'mango']</w:t>
       </w:r>
     </w:p>
     <w:p/>
     <w:p>
-      <w:r>
-        <w:t>fruits.remove(0)</w:t>
-      </w:r>
-    </w:p>
-    <w:p>
-      <w:r>
-        <w:t>print(fruits)       # ['orange', 'mango']</w:t>
+      <w:proofErr w:type="spellStart"/>
+      <w:proofErr w:type="gramStart"/>
+      <w:r>
+        <w:t>fruits.remove</w:t>
+      </w:r>
+      <w:proofErr w:type="spellEnd"/>
+      <w:proofErr w:type="gramEnd"/>
+      <w:r>
+        <w:t>(0)</w:t>
+      </w:r>
+    </w:p>
+    <w:p>
+      <w:r>
+        <w:t>print(</w:t>
+      </w:r>
+      <w:proofErr w:type="gramStart"/>
+      <w:r>
+        <w:t xml:space="preserve">fruits)   </w:t>
+      </w:r>
+      <w:proofErr w:type="gramEnd"/>
+      <w:r>
+        <w:t xml:space="preserve">    # ['orange', 'mango']</w:t>
       </w:r>
     </w:p>
     <w:p/>
@@ -497,23 +1267,55 @@
     </w:p>
     <w:p>
       <w:r>
-        <w:t>del fruits[0]</w:t>
-      </w:r>
-    </w:p>
-    <w:p>
-      <w:r>
-        <w:t>print(fruits)       # ['orange', 'mango', 'lemon']</w:t>
+        <w:t xml:space="preserve">del </w:t>
+      </w:r>
+      <w:proofErr w:type="gramStart"/>
+      <w:r>
+        <w:t>fruits[</w:t>
+      </w:r>
+      <w:proofErr w:type="gramEnd"/>
+      <w:r>
+        <w:t>0]</w:t>
+      </w:r>
+    </w:p>
+    <w:p>
+      <w:r>
+        <w:t>print(</w:t>
+      </w:r>
+      <w:proofErr w:type="gramStart"/>
+      <w:r>
+        <w:t xml:space="preserve">fruits)   </w:t>
+      </w:r>
+      <w:proofErr w:type="gramEnd"/>
+      <w:r>
+        <w:t xml:space="preserve">    # ['orange', 'mango', 'lemon']</w:t>
       </w:r>
     </w:p>
     <w:p/>
     <w:p>
       <w:r>
-        <w:t>del fruits[1]</w:t>
-      </w:r>
-    </w:p>
-    <w:p>
-      <w:r>
-        <w:t>print(fruits)       # ['orange', 'lemon']</w:t>
+        <w:t xml:space="preserve">del </w:t>
+      </w:r>
+      <w:proofErr w:type="gramStart"/>
+      <w:r>
+        <w:t>fruits[</w:t>
+      </w:r>
+      <w:proofErr w:type="gramEnd"/>
+      <w:r>
+        <w:t>1]</w:t>
+      </w:r>
+    </w:p>
+    <w:p>
+      <w:r>
+        <w:t>print(</w:t>
+      </w:r>
+      <w:proofErr w:type="gramStart"/>
+      <w:r>
+        <w:t xml:space="preserve">fruits)   </w:t>
+      </w:r>
+      <w:proofErr w:type="gramEnd"/>
+      <w:r>
+        <w:t xml:space="preserve">    # ['orange', 'lemon']</w:t>
       </w:r>
     </w:p>
     <w:p>
@@ -523,7 +1325,23 @@
     </w:p>
     <w:p>
       <w:r>
-        <w:t>print(fruits)       # This should give: NameError: name 'fruits' is not defined</w:t>
+        <w:t>print(</w:t>
+      </w:r>
+      <w:proofErr w:type="gramStart"/>
+      <w:r>
+        <w:t xml:space="preserve">fruits)   </w:t>
+      </w:r>
+      <w:proofErr w:type="gramEnd"/>
+      <w:r>
+        <w:t xml:space="preserve">    # This should give: </w:t>
+      </w:r>
+      <w:proofErr w:type="spellStart"/>
+      <w:r>
+        <w:t>NameError</w:t>
+      </w:r>
+      <w:proofErr w:type="spellEnd"/>
+      <w:r>
+        <w:t>: name 'fruits' is not defined</w:t>
       </w:r>
     </w:p>
     <w:p/>
@@ -538,20 +1356,40 @@
       </w:r>
     </w:p>
     <w:p>
-      <w:r>
-        <w:t>fruits.clear()</w:t>
-      </w:r>
-    </w:p>
-    <w:p>
-      <w:r>
-        <w:t>print(fruits)       # []</w:t>
+      <w:proofErr w:type="spellStart"/>
+      <w:proofErr w:type="gramStart"/>
+      <w:r>
+        <w:t>fruits.clear</w:t>
+      </w:r>
+      <w:proofErr w:type="spellEnd"/>
+      <w:proofErr w:type="gramEnd"/>
+      <w:r>
+        <w:t>()</w:t>
+      </w:r>
+    </w:p>
+    <w:p>
+      <w:r>
+        <w:t>print(</w:t>
+      </w:r>
+      <w:proofErr w:type="gramStart"/>
+      <w:r>
+        <w:t xml:space="preserve">fruits)   </w:t>
+      </w:r>
+      <w:proofErr w:type="gramEnd"/>
+      <w:r>
+        <w:t xml:space="preserve">    # []</w:t>
       </w:r>
     </w:p>
     <w:p/>
     <w:p>
       <w:r>
-        <w:t># copying a lits</w:t>
-      </w:r>
+        <w:t xml:space="preserve"># copying a </w:t>
+      </w:r>
+      <w:proofErr w:type="spellStart"/>
+      <w:r>
+        <w:t>lits</w:t>
+      </w:r>
+      <w:proofErr w:type="spellEnd"/>
     </w:p>
     <w:p/>
     <w:p>
@@ -560,13 +1398,44 @@
       </w:r>
     </w:p>
     <w:p>
-      <w:r>
-        <w:t>fruits_copy = fruits.copy()</w:t>
-      </w:r>
-    </w:p>
-    <w:p>
-      <w:r>
-        <w:t>print(fruits_copy)       # ['banana', 'orange', 'mango', 'lemon']</w:t>
+      <w:proofErr w:type="spellStart"/>
+      <w:r>
+        <w:t>fruits_copy</w:t>
+      </w:r>
+      <w:proofErr w:type="spellEnd"/>
+      <w:r>
+        <w:t xml:space="preserve"> = </w:t>
+      </w:r>
+      <w:proofErr w:type="spellStart"/>
+      <w:proofErr w:type="gramStart"/>
+      <w:r>
+        <w:t>fruits.copy</w:t>
+      </w:r>
+      <w:proofErr w:type="spellEnd"/>
+      <w:proofErr w:type="gramEnd"/>
+      <w:r>
+        <w:t>()</w:t>
+      </w:r>
+    </w:p>
+    <w:p>
+      <w:r>
+        <w:t>print(</w:t>
+      </w:r>
+      <w:proofErr w:type="spellStart"/>
+      <w:r>
+        <w:t>fruits_</w:t>
+      </w:r>
+      <w:proofErr w:type="gramStart"/>
+      <w:r>
+        <w:t>copy</w:t>
+      </w:r>
+      <w:proofErr w:type="spellEnd"/>
+      <w:r>
+        <w:t xml:space="preserve">)   </w:t>
+      </w:r>
+      <w:proofErr w:type="gramEnd"/>
+      <w:r>
+        <w:t xml:space="preserve">    # ['banana', 'orange', 'mango', 'lemon']</w:t>
       </w:r>
     </w:p>
     <w:p/>
@@ -576,8 +1445,13 @@
       </w:r>
     </w:p>
     <w:p>
-      <w:r>
-        <w:t>positive_numbers = [1, 2, 3, 4, 5]</w:t>
+      <w:proofErr w:type="spellStart"/>
+      <w:r>
+        <w:t>positive_numbers</w:t>
+      </w:r>
+      <w:proofErr w:type="spellEnd"/>
+      <w:r>
+        <w:t xml:space="preserve"> = [1, 2, 3, 4, 5]</w:t>
       </w:r>
     </w:p>
     <w:p>
@@ -586,14 +1460,32 @@
       </w:r>
     </w:p>
     <w:p>
-      <w:r>
-        <w:t>negative_numbers = [-5, -4, -3, -2, -1]</w:t>
-      </w:r>
-    </w:p>
-    <w:p>
-      <w:r>
-        <w:t>integers = negative_numbers + zero + positive_numbers</w:t>
-      </w:r>
+      <w:proofErr w:type="spellStart"/>
+      <w:r>
+        <w:t>negative_numbers</w:t>
+      </w:r>
+      <w:proofErr w:type="spellEnd"/>
+      <w:r>
+        <w:t xml:space="preserve"> = [-5, -4, -3, -2, -1]</w:t>
+      </w:r>
+    </w:p>
+    <w:p>
+      <w:r>
+        <w:t xml:space="preserve">integers = </w:t>
+      </w:r>
+      <w:proofErr w:type="spellStart"/>
+      <w:r>
+        <w:t>negative_numbers</w:t>
+      </w:r>
+      <w:proofErr w:type="spellEnd"/>
+      <w:r>
+        <w:t xml:space="preserve"> + zero + </w:t>
+      </w:r>
+      <w:proofErr w:type="spellStart"/>
+      <w:r>
+        <w:t>positive_numbers</w:t>
+      </w:r>
+      <w:proofErr w:type="spellEnd"/>
     </w:p>
     <w:p>
       <w:r>
@@ -611,19 +1503,40 @@
       </w:r>
     </w:p>
     <w:p>
-      <w:r>
-        <w:t>fruits_and_vegetables = fruits + vegetables</w:t>
-      </w:r>
-    </w:p>
-    <w:p>
-      <w:r>
-        <w:t>print(fruits_and_vegetables)</w:t>
+      <w:proofErr w:type="spellStart"/>
+      <w:r>
+        <w:t>fruits_and_vegetables</w:t>
+      </w:r>
+      <w:proofErr w:type="spellEnd"/>
+      <w:r>
+        <w:t xml:space="preserve"> = fruits + vegetables</w:t>
+      </w:r>
+    </w:p>
+    <w:p>
+      <w:r>
+        <w:t>print(</w:t>
+      </w:r>
+      <w:proofErr w:type="spellStart"/>
+      <w:r>
+        <w:t>fruits_and_vegetables</w:t>
+      </w:r>
+      <w:proofErr w:type="spellEnd"/>
+      <w:r>
+        <w:t>)</w:t>
       </w:r>
     </w:p>
     <w:p/>
     <w:p>
       <w:r>
-        <w:t># join with extend</w:t>
+        <w:t xml:space="preserve"># </w:t>
+      </w:r>
+      <w:proofErr w:type="gramStart"/>
+      <w:r>
+        <w:t>join</w:t>
+      </w:r>
+      <w:proofErr w:type="gramEnd"/>
+      <w:r>
+        <w:t xml:space="preserve"> with extend</w:t>
       </w:r>
     </w:p>
     <w:p>
@@ -642,18 +1555,33 @@
       </w:r>
     </w:p>
     <w:p>
-      <w:r>
-        <w:t>print('Numbers:', num1)</w:t>
-      </w:r>
-    </w:p>
-    <w:p>
-      <w:r>
-        <w:t>negative_numbers = [-5, -4, -3, -2, -1]</w:t>
-      </w:r>
-    </w:p>
-    <w:p>
-      <w:r>
-        <w:t>positive_numbers = [1, 2, 3, 4, 5]</w:t>
+      <w:proofErr w:type="gramStart"/>
+      <w:r>
+        <w:t>print(</w:t>
+      </w:r>
+      <w:proofErr w:type="gramEnd"/>
+      <w:r>
+        <w:t>'Numbers:', num1)</w:t>
+      </w:r>
+    </w:p>
+    <w:p>
+      <w:proofErr w:type="spellStart"/>
+      <w:r>
+        <w:t>negative_numbers</w:t>
+      </w:r>
+      <w:proofErr w:type="spellEnd"/>
+      <w:r>
+        <w:t xml:space="preserve"> = [-5, -4, -3, -2, -1]</w:t>
+      </w:r>
+    </w:p>
+    <w:p>
+      <w:proofErr w:type="spellStart"/>
+      <w:r>
+        <w:t>positive_numbers</w:t>
+      </w:r>
+      <w:proofErr w:type="spellEnd"/>
+      <w:r>
+        <w:t xml:space="preserve"> = [1, 2, 3, 4, 5]</w:t>
       </w:r>
     </w:p>
     <w:p>
@@ -663,18 +1591,59 @@
     </w:p>
     <w:p/>
     <w:p>
-      <w:r>
-        <w:t>negative_numbers.extend(zero)</w:t>
-      </w:r>
-    </w:p>
-    <w:p>
-      <w:r>
-        <w:t>negative_numbers.extend(positive_numbers)</w:t>
-      </w:r>
-    </w:p>
-    <w:p>
-      <w:r>
-        <w:t>print('Integers:', negative_numbers)</w:t>
+      <w:proofErr w:type="spellStart"/>
+      <w:r>
+        <w:t>negative_</w:t>
+      </w:r>
+      <w:proofErr w:type="gramStart"/>
+      <w:r>
+        <w:t>numbers.extend</w:t>
+      </w:r>
+      <w:proofErr w:type="spellEnd"/>
+      <w:proofErr w:type="gramEnd"/>
+      <w:r>
+        <w:t>(zero)</w:t>
+      </w:r>
+    </w:p>
+    <w:p>
+      <w:proofErr w:type="spellStart"/>
+      <w:r>
+        <w:t>negative_</w:t>
+      </w:r>
+      <w:proofErr w:type="gramStart"/>
+      <w:r>
+        <w:t>numbers.extend</w:t>
+      </w:r>
+      <w:proofErr w:type="spellEnd"/>
+      <w:proofErr w:type="gramEnd"/>
+      <w:r>
+        <w:t>(</w:t>
+      </w:r>
+      <w:proofErr w:type="spellStart"/>
+      <w:r>
+        <w:t>positive_numbers</w:t>
+      </w:r>
+      <w:proofErr w:type="spellEnd"/>
+      <w:r>
+        <w:t>)</w:t>
+      </w:r>
+    </w:p>
+    <w:p>
+      <w:proofErr w:type="gramStart"/>
+      <w:r>
+        <w:t>print(</w:t>
+      </w:r>
+      <w:proofErr w:type="gramEnd"/>
+      <w:r>
+        <w:t xml:space="preserve">'Integers:', </w:t>
+      </w:r>
+      <w:proofErr w:type="spellStart"/>
+      <w:r>
+        <w:t>negative_numbers</w:t>
+      </w:r>
+      <w:proofErr w:type="spellEnd"/>
+      <w:r>
+        <w:t>)</w:t>
       </w:r>
     </w:p>
     <w:p>
@@ -688,14 +1657,26 @@
       </w:r>
     </w:p>
     <w:p>
+      <w:proofErr w:type="spellStart"/>
+      <w:proofErr w:type="gramStart"/>
       <w:r>
         <w:lastRenderedPageBreak/>
-        <w:t>fruits.extend(vegetables)</w:t>
-      </w:r>
-    </w:p>
-    <w:p>
-      <w:r>
-        <w:t>print('Fruits and vegetables:', fruits)</w:t>
+        <w:t>fruits.extend</w:t>
+      </w:r>
+      <w:proofErr w:type="spellEnd"/>
+      <w:proofErr w:type="gramEnd"/>
+      <w:r>
+        <w:t>(vegetables)</w:t>
+      </w:r>
+    </w:p>
+    <w:p>
+      <w:proofErr w:type="gramStart"/>
+      <w:r>
+        <w:t>print(</w:t>
+      </w:r>
+      <w:proofErr w:type="gramEnd"/>
+      <w:r>
+        <w:t>'Fruits and vegetables:', fruits)</w:t>
       </w:r>
     </w:p>
     <w:p/>
@@ -711,7 +1692,25 @@
     </w:p>
     <w:p>
       <w:r>
-        <w:t>print(fruits.count('orange'))   # 1</w:t>
+        <w:t>print(</w:t>
+      </w:r>
+      <w:proofErr w:type="spellStart"/>
+      <w:proofErr w:type="gramStart"/>
+      <w:r>
+        <w:t>fruits.count</w:t>
+      </w:r>
+      <w:proofErr w:type="spellEnd"/>
+      <w:proofErr w:type="gramEnd"/>
+      <w:r>
+        <w:t>('orange'</w:t>
+      </w:r>
+      <w:proofErr w:type="gramStart"/>
+      <w:r>
+        <w:t xml:space="preserve">))   </w:t>
+      </w:r>
+      <w:proofErr w:type="gramEnd"/>
+      <w:r>
+        <w:t># 1</w:t>
       </w:r>
     </w:p>
     <w:p>
@@ -721,7 +1720,25 @@
     </w:p>
     <w:p>
       <w:r>
-        <w:t>print(ages.count(24))           # 3</w:t>
+        <w:t>print(</w:t>
+      </w:r>
+      <w:proofErr w:type="spellStart"/>
+      <w:proofErr w:type="gramStart"/>
+      <w:r>
+        <w:t>ages.count</w:t>
+      </w:r>
+      <w:proofErr w:type="spellEnd"/>
+      <w:proofErr w:type="gramEnd"/>
+      <w:r>
+        <w:t>(24</w:t>
+      </w:r>
+      <w:proofErr w:type="gramStart"/>
+      <w:r>
+        <w:t xml:space="preserve">))   </w:t>
+      </w:r>
+      <w:proofErr w:type="gramEnd"/>
+      <w:r>
+        <w:t xml:space="preserve">        # 3</w:t>
       </w:r>
     </w:p>
     <w:p/>
@@ -737,7 +1754,25 @@
     </w:p>
     <w:p>
       <w:r>
-        <w:t>print(fruits.index('orange'))   # 1</w:t>
+        <w:t>print(</w:t>
+      </w:r>
+      <w:proofErr w:type="spellStart"/>
+      <w:proofErr w:type="gramStart"/>
+      <w:r>
+        <w:t>fruits.index</w:t>
+      </w:r>
+      <w:proofErr w:type="spellEnd"/>
+      <w:proofErr w:type="gramEnd"/>
+      <w:r>
+        <w:t>('orange'</w:t>
+      </w:r>
+      <w:proofErr w:type="gramStart"/>
+      <w:r>
+        <w:t xml:space="preserve">))   </w:t>
+      </w:r>
+      <w:proofErr w:type="gramEnd"/>
+      <w:r>
+        <w:t># 1</w:t>
       </w:r>
     </w:p>
     <w:p>
@@ -747,7 +1782,17 @@
     </w:p>
     <w:p>
       <w:r>
-        <w:t>print(ages.index(24))</w:t>
+        <w:t>print(</w:t>
+      </w:r>
+      <w:proofErr w:type="spellStart"/>
+      <w:proofErr w:type="gramStart"/>
+      <w:r>
+        <w:t>ages.index</w:t>
+      </w:r>
+      <w:proofErr w:type="spellEnd"/>
+      <w:proofErr w:type="gramEnd"/>
+      <w:r>
+        <w:t>(24))</w:t>
       </w:r>
     </w:p>
     <w:p>
@@ -761,13 +1806,30 @@
       </w:r>
     </w:p>
     <w:p>
-      <w:r>
-        <w:t>fruits.reverse()</w:t>
-      </w:r>
-    </w:p>
-    <w:p>
-      <w:r>
-        <w:t>print(fruits.reverse())</w:t>
+      <w:proofErr w:type="spellStart"/>
+      <w:proofErr w:type="gramStart"/>
+      <w:r>
+        <w:t>fruits.reverse</w:t>
+      </w:r>
+      <w:proofErr w:type="spellEnd"/>
+      <w:proofErr w:type="gramEnd"/>
+      <w:r>
+        <w:t>()</w:t>
+      </w:r>
+    </w:p>
+    <w:p>
+      <w:r>
+        <w:t>print(</w:t>
+      </w:r>
+      <w:proofErr w:type="spellStart"/>
+      <w:proofErr w:type="gramStart"/>
+      <w:r>
+        <w:t>fruits.reverse</w:t>
+      </w:r>
+      <w:proofErr w:type="spellEnd"/>
+      <w:proofErr w:type="gramEnd"/>
+      <w:r>
+        <w:t>())</w:t>
       </w:r>
     </w:p>
     <w:p>
@@ -776,13 +1838,30 @@
       </w:r>
     </w:p>
     <w:p>
-      <w:r>
-        <w:t>ages.reverse()</w:t>
-      </w:r>
-    </w:p>
-    <w:p>
-      <w:r>
-        <w:t>print(ages.reverse())</w:t>
+      <w:proofErr w:type="spellStart"/>
+      <w:proofErr w:type="gramStart"/>
+      <w:r>
+        <w:t>ages.reverse</w:t>
+      </w:r>
+      <w:proofErr w:type="spellEnd"/>
+      <w:proofErr w:type="gramEnd"/>
+      <w:r>
+        <w:t>()</w:t>
+      </w:r>
+    </w:p>
+    <w:p>
+      <w:r>
+        <w:t>print(</w:t>
+      </w:r>
+      <w:proofErr w:type="spellStart"/>
+      <w:proofErr w:type="gramStart"/>
+      <w:r>
+        <w:t>ages.reverse</w:t>
+      </w:r>
+      <w:proofErr w:type="spellEnd"/>
+      <w:proofErr w:type="gramEnd"/>
+      <w:r>
+        <w:t>())</w:t>
       </w:r>
     </w:p>
     <w:p/>
@@ -797,8 +1876,15 @@
       </w:r>
     </w:p>
     <w:p>
-      <w:r>
-        <w:t>fruits.sort()</w:t>
+      <w:proofErr w:type="spellStart"/>
+      <w:proofErr w:type="gramStart"/>
+      <w:r>
+        <w:t>fruits.sort</w:t>
+      </w:r>
+      <w:proofErr w:type="spellEnd"/>
+      <w:proofErr w:type="gramEnd"/>
+      <w:r>
+        <w:t>()</w:t>
       </w:r>
     </w:p>
     <w:p>
@@ -807,9 +1893,16 @@
       </w:r>
     </w:p>
     <w:p>
+      <w:proofErr w:type="spellStart"/>
+      <w:proofErr w:type="gramStart"/>
       <w:r>
         <w:lastRenderedPageBreak/>
-        <w:t>fruits.sort(reverse=True)</w:t>
+        <w:t>fruits.sort</w:t>
+      </w:r>
+      <w:proofErr w:type="spellEnd"/>
+      <w:proofErr w:type="gramEnd"/>
+      <w:r>
+        <w:t>(reverse=True)</w:t>
       </w:r>
     </w:p>
     <w:p>
@@ -823,8 +1916,15 @@
       </w:r>
     </w:p>
     <w:p>
-      <w:r>
-        <w:t>ages.sort()</w:t>
+      <w:proofErr w:type="spellStart"/>
+      <w:proofErr w:type="gramStart"/>
+      <w:r>
+        <w:t>ages.sort</w:t>
+      </w:r>
+      <w:proofErr w:type="spellEnd"/>
+      <w:proofErr w:type="gramEnd"/>
+      <w:r>
+        <w:t>()</w:t>
       </w:r>
     </w:p>
     <w:p>
@@ -833,8 +1933,15 @@
       </w:r>
     </w:p>
     <w:p>
-      <w:r>
-        <w:t>ages.sort(reverse=True)</w:t>
+      <w:proofErr w:type="spellStart"/>
+      <w:proofErr w:type="gramStart"/>
+      <w:r>
+        <w:t>ages.sort</w:t>
+      </w:r>
+      <w:proofErr w:type="spellEnd"/>
+      <w:proofErr w:type="gramEnd"/>
+      <w:r>
+        <w:t>(reverse=True)</w:t>
       </w:r>
     </w:p>
     <w:p>
@@ -860,7 +1967,15 @@
     </w:p>
     <w:p>
       <w:r>
-        <w:t>Set is a collection of items. Let me take you back to your elementary or high school Mathematics lesson. The Mathematics definition of a set can be applied also in Python. Set is a collection of unordered and un-indexed distinct elements. In Python set is used to store unique items, and it is possible to find the </w:t>
+        <w:t xml:space="preserve">Set is a collection of items. Let me take you back to your elementary or high school Mathematics lesson. The </w:t>
+      </w:r>
+      <w:proofErr w:type="gramStart"/>
+      <w:r>
+        <w:t>Mathematics</w:t>
+      </w:r>
+      <w:proofErr w:type="gramEnd"/>
+      <w:r>
+        <w:t xml:space="preserve"> definition of a set can be applied also in Python. Set is a collection of unordered and un-indexed distinct elements. In Python set is used to store unique items, and it is possible to find the </w:t>
       </w:r>
       <w:r>
         <w:rPr>
@@ -950,7 +2065,15 @@
     </w:p>
     <w:p>
       <w:r>
-        <w:t>To create an empty set, we use the set() function. Empty curly brackets {} will create a dictionary.</w:t>
+        <w:t xml:space="preserve">To create an empty set, we use the </w:t>
+      </w:r>
+      <w:proofErr w:type="gramStart"/>
+      <w:r>
+        <w:t>set(</w:t>
+      </w:r>
+      <w:proofErr w:type="gramEnd"/>
+      <w:r>
+        <w:t>) function. Empty curly brackets {} will create a dictionary.</w:t>
       </w:r>
     </w:p>
     <w:p>
@@ -971,7 +2094,15 @@
     </w:p>
     <w:p>
       <w:r>
-        <w:t>st = set()</w:t>
+        <w:t xml:space="preserve">st = </w:t>
+      </w:r>
+      <w:proofErr w:type="gramStart"/>
+      <w:r>
+        <w:t>set(</w:t>
+      </w:r>
+      <w:proofErr w:type="gramEnd"/>
+      <w:r>
+        <w:t>)</w:t>
       </w:r>
     </w:p>
     <w:p>
@@ -1011,8 +2142,21 @@
     </w:p>
     <w:p>
       <w:r>
-        <w:t>fruits = {'banana', 'orange', 'mango', 'lemon'}</w:t>
-      </w:r>
+        <w:t xml:space="preserve">fruits </w:t>
+      </w:r>
+      <w:proofErr w:type="gramStart"/>
+      <w:r>
+        <w:t>= {'</w:t>
+      </w:r>
+      <w:proofErr w:type="gramEnd"/>
+      <w:r>
+        <w:t>banana', 'orange', 'mango', '</w:t>
+      </w:r>
+      <w:proofErr w:type="gramStart"/>
+      <w:r>
+        <w:t>lemon'}</w:t>
+      </w:r>
+      <w:proofErr w:type="gramEnd"/>
     </w:p>
     <w:p>
       <w:pPr>
@@ -1034,69 +2178,90 @@
         <w:lastRenderedPageBreak/>
         <w:t>We use </w:t>
       </w:r>
+      <w:proofErr w:type="spellStart"/>
+      <w:proofErr w:type="gramStart"/>
       <w:r>
         <w:rPr>
           <w:b/>
           <w:bCs/>
         </w:rPr>
-        <w:t>len()</w:t>
-      </w:r>
-      <w:r>
-        <w:t> method to find the length of a set.</w:t>
-      </w:r>
-    </w:p>
-    <w:p>
-      <w:r>
-        <w:t># syntax</w:t>
-      </w:r>
-    </w:p>
-    <w:p>
-      <w:r>
-        <w:t>st = {'item1', 'item2', 'item3', 'item4'}</w:t>
-      </w:r>
-    </w:p>
-    <w:p>
-      <w:r>
-        <w:t>len(st)</w:t>
-      </w:r>
-    </w:p>
-    <w:p>
+        <w:t>len</w:t>
+      </w:r>
+      <w:proofErr w:type="spellEnd"/>
       <w:r>
         <w:rPr>
           <w:b/>
           <w:bCs/>
         </w:rPr>
-        <w:t>Example:</w:t>
-      </w:r>
-    </w:p>
-    <w:p>
-      <w:r>
-        <w:t>fruits = {'banana', 'orange', 'mango', 'lemon'}</w:t>
-      </w:r>
-    </w:p>
-    <w:p>
-      <w:r>
-        <w:t>len(fruits)</w:t>
-      </w:r>
-    </w:p>
-    <w:p>
-      <w:pPr>
+        <w:t>(</w:t>
+      </w:r>
+      <w:proofErr w:type="gramEnd"/>
+      <w:r>
         <w:rPr>
           <w:b/>
           <w:bCs/>
         </w:rPr>
-      </w:pPr>
+        <w:t>)</w:t>
+      </w:r>
+      <w:r>
+        <w:t> method to find the length of a set.</w:t>
+      </w:r>
+    </w:p>
+    <w:p>
+      <w:r>
+        <w:t># syntax</w:t>
+      </w:r>
+    </w:p>
+    <w:p>
+      <w:r>
+        <w:t>st = {'item1', 'item2', 'item3', 'item4'}</w:t>
+      </w:r>
+    </w:p>
+    <w:p>
+      <w:proofErr w:type="spellStart"/>
+      <w:r>
+        <w:t>len</w:t>
+      </w:r>
+      <w:proofErr w:type="spellEnd"/>
+      <w:r>
+        <w:t>(st)</w:t>
+      </w:r>
+    </w:p>
+    <w:p>
       <w:r>
         <w:rPr>
           <w:b/>
           <w:bCs/>
         </w:rPr>
-        <w:t>Accessing Items in a Set</w:t>
-      </w:r>
-    </w:p>
-    <w:p>
-      <w:r>
-        <w:t>We use loops to access items. We will see this in loop section</w:t>
+        <w:t>Example:</w:t>
+      </w:r>
+    </w:p>
+    <w:p>
+      <w:r>
+        <w:t xml:space="preserve">fruits </w:t>
+      </w:r>
+      <w:proofErr w:type="gramStart"/>
+      <w:r>
+        <w:t>= {'</w:t>
+      </w:r>
+      <w:proofErr w:type="gramEnd"/>
+      <w:r>
+        <w:t>banana', 'orange', 'mango', '</w:t>
+      </w:r>
+      <w:proofErr w:type="gramStart"/>
+      <w:r>
+        <w:t>lemon'}</w:t>
+      </w:r>
+      <w:proofErr w:type="gramEnd"/>
+    </w:p>
+    <w:p>
+      <w:proofErr w:type="spellStart"/>
+      <w:r>
+        <w:t>len</w:t>
+      </w:r>
+      <w:proofErr w:type="spellEnd"/>
+      <w:r>
+        <w:t>(fruits)</w:t>
       </w:r>
     </w:p>
     <w:p>
@@ -1111,12 +2276,40 @@
           <w:b/>
           <w:bCs/>
         </w:rPr>
+        <w:t>Accessing Items in a Set</w:t>
+      </w:r>
+    </w:p>
+    <w:p>
+      <w:r>
+        <w:t>We use loops to access items. We will see this in loop section</w:t>
+      </w:r>
+    </w:p>
+    <w:p>
+      <w:pPr>
+        <w:rPr>
+          <w:b/>
+          <w:bCs/>
+        </w:rPr>
+      </w:pPr>
+      <w:r>
+        <w:rPr>
+          <w:b/>
+          <w:bCs/>
+        </w:rPr>
         <w:t>Checking an Item</w:t>
       </w:r>
     </w:p>
     <w:p>
       <w:r>
-        <w:t>To check if an item exist in a list we use </w:t>
+        <w:t xml:space="preserve">To check if an item </w:t>
+      </w:r>
+      <w:proofErr w:type="gramStart"/>
+      <w:r>
+        <w:t>exist</w:t>
+      </w:r>
+      <w:proofErr w:type="gramEnd"/>
+      <w:r>
+        <w:t xml:space="preserve"> in a list we use </w:t>
       </w:r>
       <w:r>
         <w:rPr>
@@ -1140,8 +2333,13 @@
       </w:r>
     </w:p>
     <w:p>
-      <w:r>
-        <w:t>print("Does set st contain item3? ", 'item3' in st) # Does set st contain item3? True</w:t>
+      <w:proofErr w:type="gramStart"/>
+      <w:r>
+        <w:t>print(</w:t>
+      </w:r>
+      <w:proofErr w:type="gramEnd"/>
+      <w:r>
+        <w:t>"Does set st contain item3? ", 'item3' in st) # Does set st contain item3? True</w:t>
       </w:r>
     </w:p>
     <w:p>
@@ -1155,12 +2353,38 @@
     </w:p>
     <w:p>
       <w:r>
-        <w:t>fruits = {'banana', 'orange', 'mango', 'lemon'}</w:t>
-      </w:r>
-    </w:p>
-    <w:p>
-      <w:r>
-        <w:t>print('mango' in fruits ) # True</w:t>
+        <w:t xml:space="preserve">fruits </w:t>
+      </w:r>
+      <w:proofErr w:type="gramStart"/>
+      <w:r>
+        <w:t>= {'</w:t>
+      </w:r>
+      <w:proofErr w:type="gramEnd"/>
+      <w:r>
+        <w:t>banana', 'orange', 'mango', '</w:t>
+      </w:r>
+      <w:proofErr w:type="gramStart"/>
+      <w:r>
+        <w:t>lemon'}</w:t>
+      </w:r>
+      <w:proofErr w:type="gramEnd"/>
+    </w:p>
+    <w:p>
+      <w:proofErr w:type="gramStart"/>
+      <w:r>
+        <w:t>print(</w:t>
+      </w:r>
+      <w:proofErr w:type="gramEnd"/>
+      <w:r>
+        <w:t xml:space="preserve">'mango' in </w:t>
+      </w:r>
+      <w:proofErr w:type="gramStart"/>
+      <w:r>
+        <w:t>fruits )</w:t>
+      </w:r>
+      <w:proofErr w:type="gramEnd"/>
+      <w:r>
+        <w:t xml:space="preserve"> # True</w:t>
       </w:r>
     </w:p>
     <w:p>
@@ -1180,7 +2404,23 @@
     </w:p>
     <w:p>
       <w:r>
-        <w:t>Once a set is created we cannot change any items and we can also add additional items.</w:t>
+        <w:t xml:space="preserve">Once a set is </w:t>
+      </w:r>
+      <w:proofErr w:type="gramStart"/>
+      <w:r>
+        <w:t>created</w:t>
+      </w:r>
+      <w:proofErr w:type="gramEnd"/>
+      <w:r>
+        <w:t xml:space="preserve"> we cannot change any </w:t>
+      </w:r>
+      <w:proofErr w:type="gramStart"/>
+      <w:r>
+        <w:t>items</w:t>
+      </w:r>
+      <w:proofErr w:type="gramEnd"/>
+      <w:r>
+        <w:t xml:space="preserve"> and we can also add additional items.</w:t>
       </w:r>
     </w:p>
     <w:p>
@@ -1193,12 +2433,21 @@
       <w:r>
         <w:t>Add one item using </w:t>
       </w:r>
+      <w:proofErr w:type="gramStart"/>
       <w:r>
         <w:rPr>
           <w:i/>
           <w:iCs/>
         </w:rPr>
-        <w:t>add()</w:t>
+        <w:t>add(</w:t>
+      </w:r>
+      <w:proofErr w:type="gramEnd"/>
+      <w:r>
+        <w:rPr>
+          <w:i/>
+          <w:iCs/>
+        </w:rPr>
+        <w:t>)</w:t>
       </w:r>
     </w:p>
     <w:p>
@@ -1212,8 +2461,13 @@
       </w:r>
     </w:p>
     <w:p>
-      <w:r>
-        <w:t>st.add('item5')</w:t>
+      <w:proofErr w:type="spellStart"/>
+      <w:r>
+        <w:t>st.add</w:t>
+      </w:r>
+      <w:proofErr w:type="spellEnd"/>
+      <w:r>
+        <w:t>('item5')</w:t>
       </w:r>
     </w:p>
     <w:p>
@@ -1227,12 +2481,30 @@
     </w:p>
     <w:p>
       <w:r>
-        <w:t>fruits = {'banana', 'orange', 'mango', 'lemon'}</w:t>
-      </w:r>
-    </w:p>
-    <w:p>
-      <w:r>
-        <w:t>fruits.add('lime')</w:t>
+        <w:t xml:space="preserve">fruits </w:t>
+      </w:r>
+      <w:proofErr w:type="gramStart"/>
+      <w:r>
+        <w:t>= {'</w:t>
+      </w:r>
+      <w:proofErr w:type="gramEnd"/>
+      <w:r>
+        <w:t>banana', 'orange', 'mango', '</w:t>
+      </w:r>
+      <w:proofErr w:type="gramStart"/>
+      <w:r>
+        <w:t>lemon'}</w:t>
+      </w:r>
+      <w:proofErr w:type="gramEnd"/>
+    </w:p>
+    <w:p>
+      <w:proofErr w:type="spellStart"/>
+      <w:r>
+        <w:t>fruits.add</w:t>
+      </w:r>
+      <w:proofErr w:type="spellEnd"/>
+      <w:r>
+        <w:t>('lime')</w:t>
       </w:r>
     </w:p>
     <w:p>
@@ -1246,32 +2518,67 @@
         <w:lastRenderedPageBreak/>
         <w:t>Add multiple items using </w:t>
       </w:r>
+      <w:proofErr w:type="gramStart"/>
       <w:r>
         <w:rPr>
           <w:i/>
           <w:iCs/>
         </w:rPr>
-        <w:t>update()</w:t>
-      </w:r>
-      <w:r>
-        <w:t> The </w:t>
-      </w:r>
+        <w:t>update(</w:t>
+      </w:r>
+      <w:proofErr w:type="gramEnd"/>
       <w:r>
         <w:rPr>
           <w:i/>
           <w:iCs/>
         </w:rPr>
-        <w:t>update()</w:t>
-      </w:r>
-      <w:r>
-        <w:t> allows to add multiple items to a set. The </w:t>
-      </w:r>
+        <w:t>)</w:t>
+      </w:r>
+      <w:r>
+        <w:t> The </w:t>
+      </w:r>
+      <w:proofErr w:type="gramStart"/>
       <w:r>
         <w:rPr>
           <w:i/>
           <w:iCs/>
         </w:rPr>
-        <w:t>update()</w:t>
+        <w:t>update(</w:t>
+      </w:r>
+      <w:proofErr w:type="gramEnd"/>
+      <w:r>
+        <w:rPr>
+          <w:i/>
+          <w:iCs/>
+        </w:rPr>
+        <w:t>)</w:t>
+      </w:r>
+      <w:r>
+        <w:t> </w:t>
+      </w:r>
+      <w:proofErr w:type="gramStart"/>
+      <w:r>
+        <w:t>allows</w:t>
+      </w:r>
+      <w:proofErr w:type="gramEnd"/>
+      <w:r>
+        <w:t xml:space="preserve"> to add multiple items to a set. The </w:t>
+      </w:r>
+      <w:proofErr w:type="gramStart"/>
+      <w:r>
+        <w:rPr>
+          <w:i/>
+          <w:iCs/>
+        </w:rPr>
+        <w:t>update(</w:t>
+      </w:r>
+      <w:proofErr w:type="gramEnd"/>
+      <w:r>
+        <w:rPr>
+          <w:i/>
+          <w:iCs/>
+        </w:rPr>
+        <w:t>)</w:t>
       </w:r>
       <w:r>
         <w:t> takes a list argument.</w:t>
@@ -1288,8 +2595,15 @@
       </w:r>
     </w:p>
     <w:p>
-      <w:r>
-        <w:t>st.update(['item5','item6','item7'])</w:t>
+      <w:proofErr w:type="spellStart"/>
+      <w:proofErr w:type="gramStart"/>
+      <w:r>
+        <w:t>st.update</w:t>
+      </w:r>
+      <w:proofErr w:type="spellEnd"/>
+      <w:proofErr w:type="gramEnd"/>
+      <w:r>
+        <w:t>(['item5','item6','item7'])</w:t>
       </w:r>
     </w:p>
     <w:p>
@@ -1303,17 +2617,45 @@
     </w:p>
     <w:p>
       <w:r>
-        <w:t>fruits = {'banana', 'orange', 'mango', 'lemon'}</w:t>
-      </w:r>
-    </w:p>
-    <w:p>
-      <w:r>
-        <w:t>vegetables = ('tomato', 'potato', 'cabbage','onion', 'carrot')</w:t>
-      </w:r>
-    </w:p>
-    <w:p>
-      <w:r>
-        <w:t>fruits.update(vegetables)</w:t>
+        <w:t xml:space="preserve">fruits </w:t>
+      </w:r>
+      <w:proofErr w:type="gramStart"/>
+      <w:r>
+        <w:t>= {'</w:t>
+      </w:r>
+      <w:proofErr w:type="gramEnd"/>
+      <w:r>
+        <w:t>banana', 'orange', 'mango', '</w:t>
+      </w:r>
+      <w:proofErr w:type="gramStart"/>
+      <w:r>
+        <w:t>lemon'}</w:t>
+      </w:r>
+      <w:proofErr w:type="gramEnd"/>
+    </w:p>
+    <w:p>
+      <w:r>
+        <w:t>vegetables = ('tomato', 'potato', '</w:t>
+      </w:r>
+      <w:proofErr w:type="spellStart"/>
+      <w:r>
+        <w:t>cabbage','onion</w:t>
+      </w:r>
+      <w:proofErr w:type="spellEnd"/>
+      <w:r>
+        <w:t>', 'carrot')</w:t>
+      </w:r>
+    </w:p>
+    <w:p>
+      <w:proofErr w:type="spellStart"/>
+      <w:proofErr w:type="gramStart"/>
+      <w:r>
+        <w:t>fruits.update</w:t>
+      </w:r>
+      <w:proofErr w:type="spellEnd"/>
+      <w:proofErr w:type="gramEnd"/>
+      <w:r>
+        <w:t>(vegetables)</w:t>
       </w:r>
     </w:p>
     <w:p>
@@ -1335,32 +2677,67 @@
       <w:r>
         <w:t>We can remove an item from a set using </w:t>
       </w:r>
+      <w:proofErr w:type="gramStart"/>
       <w:r>
         <w:rPr>
           <w:i/>
           <w:iCs/>
         </w:rPr>
-        <w:t>remove()</w:t>
-      </w:r>
-      <w:r>
-        <w:t> method. If the item is not found </w:t>
-      </w:r>
+        <w:t>remove(</w:t>
+      </w:r>
+      <w:proofErr w:type="gramEnd"/>
       <w:r>
         <w:rPr>
           <w:i/>
           <w:iCs/>
         </w:rPr>
-        <w:t>remove()</w:t>
-      </w:r>
-      <w:r>
-        <w:t> method will raise errors, so it is good to check if the item exist in the given set. However, </w:t>
-      </w:r>
+        <w:t>)</w:t>
+      </w:r>
+      <w:r>
+        <w:t> method. If the item is not found </w:t>
+      </w:r>
+      <w:proofErr w:type="gramStart"/>
       <w:r>
         <w:rPr>
           <w:i/>
           <w:iCs/>
         </w:rPr>
-        <w:t>discard()</w:t>
+        <w:t>remove(</w:t>
+      </w:r>
+      <w:proofErr w:type="gramEnd"/>
+      <w:r>
+        <w:rPr>
+          <w:i/>
+          <w:iCs/>
+        </w:rPr>
+        <w:t>)</w:t>
+      </w:r>
+      <w:r>
+        <w:t xml:space="preserve"> method will raise errors, so it is good to check if the item </w:t>
+      </w:r>
+      <w:proofErr w:type="gramStart"/>
+      <w:r>
+        <w:t>exist</w:t>
+      </w:r>
+      <w:proofErr w:type="gramEnd"/>
+      <w:r>
+        <w:t xml:space="preserve"> in the given set. However, </w:t>
+      </w:r>
+      <w:proofErr w:type="gramStart"/>
+      <w:r>
+        <w:rPr>
+          <w:i/>
+          <w:iCs/>
+        </w:rPr>
+        <w:t>discard(</w:t>
+      </w:r>
+      <w:proofErr w:type="gramEnd"/>
+      <w:r>
+        <w:rPr>
+          <w:i/>
+          <w:iCs/>
+        </w:rPr>
+        <w:t>)</w:t>
       </w:r>
       <w:r>
         <w:t> method doesn't raise any errors.</w:t>
@@ -1377,13 +2754,52 @@
       </w:r>
     </w:p>
     <w:p>
-      <w:r>
-        <w:t>st.remove('item2')</w:t>
-      </w:r>
-    </w:p>
-    <w:p>
-      <w:r>
-        <w:t>The pop() methods remove a random item from a list and it returns the removed item.</w:t>
+      <w:proofErr w:type="spellStart"/>
+      <w:proofErr w:type="gramStart"/>
+      <w:r>
+        <w:t>st.remove</w:t>
+      </w:r>
+      <w:proofErr w:type="spellEnd"/>
+      <w:proofErr w:type="gramEnd"/>
+      <w:r>
+        <w:t>('item2')</w:t>
+      </w:r>
+    </w:p>
+    <w:p>
+      <w:r>
+        <w:t xml:space="preserve">The </w:t>
+      </w:r>
+      <w:proofErr w:type="gramStart"/>
+      <w:r>
+        <w:t>pop(</w:t>
+      </w:r>
+      <w:proofErr w:type="gramEnd"/>
+      <w:r>
+        <w:t xml:space="preserve">) </w:t>
+      </w:r>
+      <w:proofErr w:type="gramStart"/>
+      <w:r>
+        <w:t>methods remove</w:t>
+      </w:r>
+      <w:proofErr w:type="gramEnd"/>
+      <w:r>
+        <w:t xml:space="preserve"> a random item from a </w:t>
+      </w:r>
+      <w:proofErr w:type="gramStart"/>
+      <w:r>
+        <w:t>list</w:t>
+      </w:r>
+      <w:proofErr w:type="gramEnd"/>
+      <w:r>
+        <w:t xml:space="preserve"> </w:t>
+      </w:r>
+      <w:proofErr w:type="gramStart"/>
+      <w:r>
+        <w:t>and it</w:t>
+      </w:r>
+      <w:proofErr w:type="gramEnd"/>
+      <w:r>
+        <w:t xml:space="preserve"> returns the removed item.</w:t>
       </w:r>
     </w:p>
     <w:p>
@@ -1397,12 +2813,35 @@
     </w:p>
     <w:p>
       <w:r>
-        <w:t>fruits = {'banana', 'orange', 'mango', 'lemon'}</w:t>
-      </w:r>
-    </w:p>
-    <w:p>
-      <w:r>
-        <w:t>fruits.pop()  # removes a random item from the set</w:t>
+        <w:t xml:space="preserve">fruits </w:t>
+      </w:r>
+      <w:proofErr w:type="gramStart"/>
+      <w:r>
+        <w:t>= {'</w:t>
+      </w:r>
+      <w:proofErr w:type="gramEnd"/>
+      <w:r>
+        <w:t>banana', 'orange', 'mango', '</w:t>
+      </w:r>
+      <w:proofErr w:type="gramStart"/>
+      <w:r>
+        <w:t>lemon'}</w:t>
+      </w:r>
+      <w:proofErr w:type="gramEnd"/>
+    </w:p>
+    <w:p>
+      <w:proofErr w:type="spellStart"/>
+      <w:proofErr w:type="gramStart"/>
+      <w:r>
+        <w:t>fruits.pop</w:t>
+      </w:r>
+      <w:proofErr w:type="spellEnd"/>
+      <w:r>
+        <w:t>()  #</w:t>
+      </w:r>
+      <w:proofErr w:type="gramEnd"/>
+      <w:r>
+        <w:t xml:space="preserve"> removes a random item from the set</w:t>
       </w:r>
     </w:p>
     <w:p>
@@ -1422,7 +2861,23 @@
     </w:p>
     <w:p>
       <w:r>
-        <w:t>A tuple is a collection of different data types which is ordered and unchangeable (immutable). Tuples are written with round brackets, (). Once a tuple is created, we cannot change its values. We cannot use add, insert, remove methods in a tuple because it is not modifiable (mutable). Unlike list, tuple has few methods. Methods related to tuples:</w:t>
+        <w:t xml:space="preserve">A tuple is a collection of different data types which </w:t>
+      </w:r>
+      <w:proofErr w:type="gramStart"/>
+      <w:r>
+        <w:t>is</w:t>
+      </w:r>
+      <w:proofErr w:type="gramEnd"/>
+      <w:r>
+        <w:t xml:space="preserve"> ordered and unchangeable (immutable). Tuples are written with round brackets, (). Once a tuple is created, we cannot change its values. We cannot use add, insert, remove methods in a tuple because it is not modifiable (mutable). Unlike list, </w:t>
+      </w:r>
+      <w:proofErr w:type="gramStart"/>
+      <w:r>
+        <w:t>tuple has</w:t>
+      </w:r>
+      <w:proofErr w:type="gramEnd"/>
+      <w:r>
+        <w:t xml:space="preserve"> few methods. Methods related to tuples:</w:t>
       </w:r>
     </w:p>
     <w:p>
@@ -1432,8 +2887,13 @@
           <w:numId w:val="5"/>
         </w:numPr>
       </w:pPr>
-      <w:r>
-        <w:t>tuple(): to create an empty tuple</w:t>
+      <w:proofErr w:type="gramStart"/>
+      <w:r>
+        <w:t>tuple(</w:t>
+      </w:r>
+      <w:proofErr w:type="gramEnd"/>
+      <w:r>
+        <w:t>): to create an empty tuple</w:t>
       </w:r>
     </w:p>
     <w:p>
@@ -1443,8 +2903,13 @@
           <w:numId w:val="5"/>
         </w:numPr>
       </w:pPr>
-      <w:r>
-        <w:t>count(): to count the number of a specified item in a tuple</w:t>
+      <w:proofErr w:type="gramStart"/>
+      <w:r>
+        <w:t>count(</w:t>
+      </w:r>
+      <w:proofErr w:type="gramEnd"/>
+      <w:r>
+        <w:t>): to count the number of a specified item in a tuple</w:t>
       </w:r>
     </w:p>
     <w:p>
@@ -1454,8 +2919,13 @@
           <w:numId w:val="5"/>
         </w:numPr>
       </w:pPr>
-      <w:r>
-        <w:t>index(): to find the index of a specified item in a tuple</w:t>
+      <w:proofErr w:type="gramStart"/>
+      <w:r>
+        <w:t>index(</w:t>
+      </w:r>
+      <w:proofErr w:type="gramEnd"/>
+      <w:r>
+        <w:t>): to find the index of a specified item in a tuple</w:t>
       </w:r>
     </w:p>
     <w:p>
@@ -1520,8 +2990,13 @@
           <w:tab w:val="clear" w:pos="720"/>
         </w:tabs>
       </w:pPr>
-      <w:r>
-        <w:t>empty_tuple = ()</w:t>
+      <w:proofErr w:type="spellStart"/>
+      <w:r>
+        <w:t>empty_tuple</w:t>
+      </w:r>
+      <w:proofErr w:type="spellEnd"/>
+      <w:r>
+        <w:t xml:space="preserve"> = ()</w:t>
       </w:r>
     </w:p>
     <w:p>
@@ -1539,8 +3014,21 @@
       </w:r>
     </w:p>
     <w:p>
-      <w:r>
-        <w:t>empty_tuple = tuple()</w:t>
+      <w:proofErr w:type="spellStart"/>
+      <w:r>
+        <w:t>empty_tuple</w:t>
+      </w:r>
+      <w:proofErr w:type="spellEnd"/>
+      <w:r>
+        <w:t xml:space="preserve"> = </w:t>
+      </w:r>
+      <w:proofErr w:type="gramStart"/>
+      <w:r>
+        <w:t>tuple(</w:t>
+      </w:r>
+      <w:proofErr w:type="gramEnd"/>
+      <w:r>
+        <w:t>)</w:t>
       </w:r>
     </w:p>
     <w:p>
@@ -1569,8 +3057,13 @@
       </w:r>
     </w:p>
     <w:p>
-      <w:r>
-        <w:t>tpl = ('item1', 'item2','item3')</w:t>
+      <w:proofErr w:type="spellStart"/>
+      <w:r>
+        <w:t>tpl</w:t>
+      </w:r>
+      <w:proofErr w:type="spellEnd"/>
+      <w:r>
+        <w:t xml:space="preserve"> = ('item1', 'item2','item3')</w:t>
       </w:r>
     </w:p>
     <w:p>
@@ -1597,12 +3090,30 @@
       <w:r>
         <w:t>We use the </w:t>
       </w:r>
+      <w:proofErr w:type="spellStart"/>
+      <w:proofErr w:type="gramStart"/>
       <w:r>
         <w:rPr>
           <w:i/>
           <w:iCs/>
         </w:rPr>
-        <w:t>len()</w:t>
+        <w:t>len</w:t>
+      </w:r>
+      <w:proofErr w:type="spellEnd"/>
+      <w:r>
+        <w:rPr>
+          <w:i/>
+          <w:iCs/>
+        </w:rPr>
+        <w:t>(</w:t>
+      </w:r>
+      <w:proofErr w:type="gramEnd"/>
+      <w:r>
+        <w:rPr>
+          <w:i/>
+          <w:iCs/>
+        </w:rPr>
+        <w:t>)</w:t>
       </w:r>
       <w:r>
         <w:t> method to get the length of a tuple.</w:t>
@@ -1614,13 +3125,31 @@
       </w:r>
     </w:p>
     <w:p>
-      <w:r>
-        <w:t>tpl = ('item1', 'item2', 'item3')</w:t>
-      </w:r>
-    </w:p>
-    <w:p>
-      <w:r>
-        <w:t>len(tpl)</w:t>
+      <w:proofErr w:type="spellStart"/>
+      <w:r>
+        <w:t>tpl</w:t>
+      </w:r>
+      <w:proofErr w:type="spellEnd"/>
+      <w:r>
+        <w:t xml:space="preserve"> = ('item1', 'item2', 'item3')</w:t>
+      </w:r>
+    </w:p>
+    <w:p>
+      <w:proofErr w:type="spellStart"/>
+      <w:r>
+        <w:t>len</w:t>
+      </w:r>
+      <w:proofErr w:type="spellEnd"/>
+      <w:r>
+        <w:t>(</w:t>
+      </w:r>
+      <w:proofErr w:type="spellStart"/>
+      <w:r>
+        <w:t>tpl</w:t>
+      </w:r>
+      <w:proofErr w:type="spellEnd"/>
+      <w:r>
+        <w:t>)</w:t>
       </w:r>
     </w:p>
     <w:p>
@@ -1678,8 +3207,13 @@
           <w:tab w:val="clear" w:pos="720"/>
         </w:tabs>
       </w:pPr>
-      <w:r>
-        <w:t>tpl = ('item1', 'item2', 'item3','item4')</w:t>
+      <w:proofErr w:type="spellStart"/>
+      <w:r>
+        <w:t>tpl</w:t>
+      </w:r>
+      <w:proofErr w:type="spellEnd"/>
+      <w:r>
+        <w:t xml:space="preserve"> = ('item1', 'item2', 'item3','item4')</w:t>
       </w:r>
     </w:p>
     <w:p>
@@ -1692,8 +3226,34 @@
           <w:tab w:val="clear" w:pos="720"/>
         </w:tabs>
       </w:pPr>
-      <w:r>
-        <w:t>all_items = tpl[0:4]         # all items</w:t>
+      <w:proofErr w:type="spellStart"/>
+      <w:r>
+        <w:t>all_items</w:t>
+      </w:r>
+      <w:proofErr w:type="spellEnd"/>
+      <w:r>
+        <w:t xml:space="preserve"> = </w:t>
+      </w:r>
+      <w:proofErr w:type="spellStart"/>
+      <w:proofErr w:type="gramStart"/>
+      <w:r>
+        <w:t>tpl</w:t>
+      </w:r>
+      <w:proofErr w:type="spellEnd"/>
+      <w:r>
+        <w:t>[</w:t>
+      </w:r>
+      <w:proofErr w:type="gramEnd"/>
+      <w:r>
+        <w:t>0:</w:t>
+      </w:r>
+      <w:proofErr w:type="gramStart"/>
+      <w:r>
+        <w:t>4]         #</w:t>
+      </w:r>
+      <w:proofErr w:type="gramEnd"/>
+      <w:r>
+        <w:t xml:space="preserve"> all items</w:t>
       </w:r>
     </w:p>
     <w:p>
@@ -1706,13 +3266,65 @@
           <w:tab w:val="clear" w:pos="720"/>
         </w:tabs>
       </w:pPr>
-      <w:r>
-        <w:t>all_items = tpl[0:]         # all items</w:t>
-      </w:r>
-    </w:p>
-    <w:p>
-      <w:r>
-        <w:t>middle_two_items = tpl[1:3]  # does not include item at index 3</w:t>
+      <w:proofErr w:type="spellStart"/>
+      <w:r>
+        <w:t>all_items</w:t>
+      </w:r>
+      <w:proofErr w:type="spellEnd"/>
+      <w:r>
+        <w:t xml:space="preserve"> = </w:t>
+      </w:r>
+      <w:proofErr w:type="spellStart"/>
+      <w:proofErr w:type="gramStart"/>
+      <w:r>
+        <w:t>tpl</w:t>
+      </w:r>
+      <w:proofErr w:type="spellEnd"/>
+      <w:r>
+        <w:t>[</w:t>
+      </w:r>
+      <w:proofErr w:type="gramEnd"/>
+      <w:r>
+        <w:t>0</w:t>
+      </w:r>
+      <w:proofErr w:type="gramStart"/>
+      <w:r>
+        <w:t xml:space="preserve">:]   </w:t>
+      </w:r>
+      <w:proofErr w:type="gramEnd"/>
+      <w:r>
+        <w:t xml:space="preserve">      # all items</w:t>
+      </w:r>
+    </w:p>
+    <w:p>
+      <w:proofErr w:type="spellStart"/>
+      <w:r>
+        <w:t>middle_two_items</w:t>
+      </w:r>
+      <w:proofErr w:type="spellEnd"/>
+      <w:r>
+        <w:t xml:space="preserve"> = </w:t>
+      </w:r>
+      <w:proofErr w:type="spellStart"/>
+      <w:proofErr w:type="gramStart"/>
+      <w:r>
+        <w:t>tpl</w:t>
+      </w:r>
+      <w:proofErr w:type="spellEnd"/>
+      <w:r>
+        <w:t>[</w:t>
+      </w:r>
+      <w:proofErr w:type="gramEnd"/>
+      <w:r>
+        <w:t>1:3</w:t>
+      </w:r>
+      <w:proofErr w:type="gramStart"/>
+      <w:r>
+        <w:t>]  #</w:t>
+      </w:r>
+      <w:proofErr w:type="gramEnd"/>
+      <w:r>
+        <w:t xml:space="preserve"> does not include item at index 3</w:t>
       </w:r>
     </w:p>
     <w:p>
@@ -1721,24 +3333,116 @@
       </w:r>
     </w:p>
     <w:p>
+      <w:proofErr w:type="spellStart"/>
       <w:r>
         <w:lastRenderedPageBreak/>
-        <w:t>all_fruits = fruits[0:4]    # all items</w:t>
-      </w:r>
-    </w:p>
-    <w:p>
-      <w:r>
-        <w:t>all_fruits= fruits[0:]      # all items</w:t>
-      </w:r>
-    </w:p>
-    <w:p>
-      <w:r>
-        <w:t>orange_mango = fruits[1:3]  # doesn't include item at index 3</w:t>
-      </w:r>
-    </w:p>
-    <w:p>
-      <w:r>
-        <w:t>orange_to_the_rest = fruits[1:]</w:t>
+        <w:t>all_fruits</w:t>
+      </w:r>
+      <w:proofErr w:type="spellEnd"/>
+      <w:r>
+        <w:t xml:space="preserve"> = </w:t>
+      </w:r>
+      <w:proofErr w:type="gramStart"/>
+      <w:r>
+        <w:t>fruits[</w:t>
+      </w:r>
+      <w:proofErr w:type="gramEnd"/>
+      <w:r>
+        <w:t>0:</w:t>
+      </w:r>
+      <w:proofErr w:type="gramStart"/>
+      <w:r>
+        <w:t>4]    #</w:t>
+      </w:r>
+      <w:proofErr w:type="gramEnd"/>
+      <w:r>
+        <w:t xml:space="preserve"> all items</w:t>
+      </w:r>
+    </w:p>
+    <w:p>
+      <w:proofErr w:type="spellStart"/>
+      <w:r>
+        <w:t>all_fruits</w:t>
+      </w:r>
+      <w:proofErr w:type="spellEnd"/>
+      <w:r>
+        <w:t xml:space="preserve">= </w:t>
+      </w:r>
+      <w:proofErr w:type="gramStart"/>
+      <w:r>
+        <w:t>fruits[</w:t>
+      </w:r>
+      <w:proofErr w:type="gramEnd"/>
+      <w:r>
+        <w:t>0</w:t>
+      </w:r>
+      <w:proofErr w:type="gramStart"/>
+      <w:r>
+        <w:t xml:space="preserve">:]   </w:t>
+      </w:r>
+      <w:proofErr w:type="gramEnd"/>
+      <w:r>
+        <w:t xml:space="preserve">   # all items</w:t>
+      </w:r>
+    </w:p>
+    <w:p>
+      <w:proofErr w:type="spellStart"/>
+      <w:r>
+        <w:t>orange_mango</w:t>
+      </w:r>
+      <w:proofErr w:type="spellEnd"/>
+      <w:r>
+        <w:t xml:space="preserve"> = </w:t>
+      </w:r>
+      <w:proofErr w:type="gramStart"/>
+      <w:r>
+        <w:t>fruits[</w:t>
+      </w:r>
+      <w:proofErr w:type="gramEnd"/>
+      <w:r>
+        <w:t>1:3</w:t>
+      </w:r>
+      <w:proofErr w:type="gramStart"/>
+      <w:r>
+        <w:t>]  #</w:t>
+      </w:r>
+      <w:proofErr w:type="gramEnd"/>
+      <w:r>
+        <w:t xml:space="preserve"> doesn't include </w:t>
+      </w:r>
+      <w:proofErr w:type="gramStart"/>
+      <w:r>
+        <w:t>item</w:t>
+      </w:r>
+      <w:proofErr w:type="gramEnd"/>
+      <w:r>
+        <w:t xml:space="preserve"> </w:t>
+      </w:r>
+      <w:proofErr w:type="gramStart"/>
+      <w:r>
+        <w:t>at</w:t>
+      </w:r>
+      <w:proofErr w:type="gramEnd"/>
+      <w:r>
+        <w:t xml:space="preserve"> index 3</w:t>
+      </w:r>
+    </w:p>
+    <w:p>
+      <w:proofErr w:type="spellStart"/>
+      <w:r>
+        <w:t>orange_to_the_rest</w:t>
+      </w:r>
+      <w:proofErr w:type="spellEnd"/>
+      <w:r>
+        <w:t xml:space="preserve"> = </w:t>
+      </w:r>
+      <w:proofErr w:type="gramStart"/>
+      <w:r>
+        <w:t>fruits[</w:t>
+      </w:r>
+      <w:proofErr w:type="gramEnd"/>
+      <w:r>
+        <w:t>1:]</w:t>
       </w:r>
     </w:p>
     <w:p>
@@ -1776,8 +3480,13 @@
           <w:tab w:val="clear" w:pos="720"/>
         </w:tabs>
       </w:pPr>
-      <w:r>
-        <w:t>tpl = ('item1', 'item2', 'item3','item4')</w:t>
+      <w:proofErr w:type="spellStart"/>
+      <w:r>
+        <w:t>tpl</w:t>
+      </w:r>
+      <w:proofErr w:type="spellEnd"/>
+      <w:r>
+        <w:t xml:space="preserve"> = ('item1', 'item2', 'item3','item4')</w:t>
       </w:r>
     </w:p>
     <w:p>
@@ -1790,13 +3499,73 @@
           <w:tab w:val="clear" w:pos="720"/>
         </w:tabs>
       </w:pPr>
-      <w:r>
-        <w:t>all_items = tpl[-4:]         # all items</w:t>
-      </w:r>
-    </w:p>
-    <w:p>
-      <w:r>
-        <w:t>middle_two_items = tpl[-3:-1]  # does not include item at index 3 (-1)</w:t>
+      <w:proofErr w:type="spellStart"/>
+      <w:r>
+        <w:t>all_items</w:t>
+      </w:r>
+      <w:proofErr w:type="spellEnd"/>
+      <w:r>
+        <w:t xml:space="preserve"> = </w:t>
+      </w:r>
+      <w:proofErr w:type="spellStart"/>
+      <w:proofErr w:type="gramStart"/>
+      <w:r>
+        <w:t>tpl</w:t>
+      </w:r>
+      <w:proofErr w:type="spellEnd"/>
+      <w:r>
+        <w:t>[</w:t>
+      </w:r>
+      <w:proofErr w:type="gramEnd"/>
+      <w:r>
+        <w:t>-4</w:t>
+      </w:r>
+      <w:proofErr w:type="gramStart"/>
+      <w:r>
+        <w:t xml:space="preserve">:]   </w:t>
+      </w:r>
+      <w:proofErr w:type="gramEnd"/>
+      <w:r>
+        <w:t xml:space="preserve">      # all items</w:t>
+      </w:r>
+    </w:p>
+    <w:p>
+      <w:proofErr w:type="spellStart"/>
+      <w:r>
+        <w:t>middle_two_items</w:t>
+      </w:r>
+      <w:proofErr w:type="spellEnd"/>
+      <w:r>
+        <w:t xml:space="preserve"> = </w:t>
+      </w:r>
+      <w:proofErr w:type="spellStart"/>
+      <w:proofErr w:type="gramStart"/>
+      <w:r>
+        <w:t>tpl</w:t>
+      </w:r>
+      <w:proofErr w:type="spellEnd"/>
+      <w:r>
+        <w:t>[</w:t>
+      </w:r>
+      <w:proofErr w:type="gramEnd"/>
+      <w:r>
+        <w:t>-</w:t>
+      </w:r>
+      <w:proofErr w:type="gramStart"/>
+      <w:r>
+        <w:t>3:-</w:t>
+      </w:r>
+      <w:proofErr w:type="gramEnd"/>
+      <w:r>
+        <w:t>1</w:t>
+      </w:r>
+      <w:proofErr w:type="gramStart"/>
+      <w:r>
+        <w:t>]  #</w:t>
+      </w:r>
+      <w:proofErr w:type="gramEnd"/>
+      <w:r>
+        <w:t xml:space="preserve"> does not include item at index 3 (-1)</w:t>
       </w:r>
     </w:p>
     <w:p>
@@ -1805,18 +3574,81 @@
       </w:r>
     </w:p>
     <w:p>
-      <w:r>
-        <w:t>all_fruits = fruits[-4:]    # all items</w:t>
-      </w:r>
-    </w:p>
-    <w:p>
-      <w:r>
-        <w:t>orange_mango = fruits[-3:-1]  # doesn't include item at index 3</w:t>
-      </w:r>
-    </w:p>
-    <w:p>
-      <w:r>
-        <w:t>orange_to_the_rest = fruits[-3:]</w:t>
+      <w:proofErr w:type="spellStart"/>
+      <w:r>
+        <w:t>all_fruits</w:t>
+      </w:r>
+      <w:proofErr w:type="spellEnd"/>
+      <w:r>
+        <w:t xml:space="preserve"> = </w:t>
+      </w:r>
+      <w:proofErr w:type="gramStart"/>
+      <w:r>
+        <w:t>fruits[</w:t>
+      </w:r>
+      <w:proofErr w:type="gramEnd"/>
+      <w:r>
+        <w:t>-4</w:t>
+      </w:r>
+      <w:proofErr w:type="gramStart"/>
+      <w:r>
+        <w:t xml:space="preserve">:]   </w:t>
+      </w:r>
+      <w:proofErr w:type="gramEnd"/>
+      <w:r>
+        <w:t xml:space="preserve"> # all items</w:t>
+      </w:r>
+    </w:p>
+    <w:p>
+      <w:proofErr w:type="spellStart"/>
+      <w:r>
+        <w:t>orange_mango</w:t>
+      </w:r>
+      <w:proofErr w:type="spellEnd"/>
+      <w:r>
+        <w:t xml:space="preserve"> = </w:t>
+      </w:r>
+      <w:proofErr w:type="gramStart"/>
+      <w:r>
+        <w:t>fruits[</w:t>
+      </w:r>
+      <w:proofErr w:type="gramEnd"/>
+      <w:r>
+        <w:t>-</w:t>
+      </w:r>
+      <w:proofErr w:type="gramStart"/>
+      <w:r>
+        <w:t>3:-</w:t>
+      </w:r>
+      <w:proofErr w:type="gramEnd"/>
+      <w:r>
+        <w:t>1</w:t>
+      </w:r>
+      <w:proofErr w:type="gramStart"/>
+      <w:r>
+        <w:t>]  #</w:t>
+      </w:r>
+      <w:proofErr w:type="gramEnd"/>
+      <w:r>
+        <w:t xml:space="preserve"> doesn't include item at index 3</w:t>
+      </w:r>
+    </w:p>
+    <w:p>
+      <w:proofErr w:type="spellStart"/>
+      <w:r>
+        <w:t>orange_to_the_rest</w:t>
+      </w:r>
+      <w:proofErr w:type="spellEnd"/>
+      <w:r>
+        <w:t xml:space="preserve"> = </w:t>
+      </w:r>
+      <w:proofErr w:type="gramStart"/>
+      <w:r>
+        <w:t>fruits[</w:t>
+      </w:r>
+      <w:proofErr w:type="gramEnd"/>
+      <w:r>
+        <w:t>-3:]</w:t>
       </w:r>
     </w:p>
     <w:p>
@@ -1845,13 +3677,31 @@
       </w:r>
     </w:p>
     <w:p>
-      <w:r>
-        <w:t>tpl = ('item1', 'item2', 'item3','item4')</w:t>
-      </w:r>
-    </w:p>
-    <w:p>
-      <w:r>
-        <w:t>lst = list(tpl)</w:t>
+      <w:proofErr w:type="spellStart"/>
+      <w:r>
+        <w:t>tpl</w:t>
+      </w:r>
+      <w:proofErr w:type="spellEnd"/>
+      <w:r>
+        <w:t xml:space="preserve"> = ('item1', 'item2', 'item3','item4')</w:t>
+      </w:r>
+    </w:p>
+    <w:p>
+      <w:proofErr w:type="spellStart"/>
+      <w:r>
+        <w:t>lst</w:t>
+      </w:r>
+      <w:proofErr w:type="spellEnd"/>
+      <w:r>
+        <w:t xml:space="preserve"> = list(</w:t>
+      </w:r>
+      <w:proofErr w:type="spellStart"/>
+      <w:r>
+        <w:t>tpl</w:t>
+      </w:r>
+      <w:proofErr w:type="spellEnd"/>
+      <w:r>
+        <w:t>)</w:t>
       </w:r>
     </w:p>
     <w:p>
@@ -1865,13 +3715,26 @@
       </w:r>
     </w:p>
     <w:p>
-      <w:r>
-        <w:t>fruits[0] = 'apple'</w:t>
-      </w:r>
-    </w:p>
-    <w:p>
-      <w:r>
-        <w:t>print(fruits)     # ['apple', 'orange', 'mango', 'lemon']</w:t>
+      <w:proofErr w:type="gramStart"/>
+      <w:r>
+        <w:t>fruits[</w:t>
+      </w:r>
+      <w:proofErr w:type="gramEnd"/>
+      <w:r>
+        <w:t>0] = 'apple'</w:t>
+      </w:r>
+    </w:p>
+    <w:p>
+      <w:r>
+        <w:t>print(</w:t>
+      </w:r>
+      <w:proofErr w:type="gramStart"/>
+      <w:r>
+        <w:t xml:space="preserve">fruits)   </w:t>
+      </w:r>
+      <w:proofErr w:type="gramEnd"/>
+      <w:r>
+        <w:t xml:space="preserve">  # ['apple', 'orange', 'mango', 'lemon']</w:t>
       </w:r>
     </w:p>
     <w:p>
@@ -1881,7 +3744,15 @@
     </w:p>
     <w:p>
       <w:r>
-        <w:t>print(fruits)     # ('apple', 'orange', 'mango', 'lemon')</w:t>
+        <w:t>print(</w:t>
+      </w:r>
+      <w:proofErr w:type="gramStart"/>
+      <w:r>
+        <w:t xml:space="preserve">fruits)   </w:t>
+      </w:r>
+      <w:proofErr w:type="gramEnd"/>
+      <w:r>
+        <w:t xml:space="preserve">  # ('apple', 'orange', 'mango', 'lemon')</w:t>
       </w:r>
     </w:p>
     <w:p>
@@ -1912,7 +3783,20 @@
         <w:t>in</w:t>
       </w:r>
       <w:r>
-        <w:t>, it returns a boolean.</w:t>
+        <w:t xml:space="preserve">, it returns </w:t>
+      </w:r>
+      <w:proofErr w:type="gramStart"/>
+      <w:r>
+        <w:t xml:space="preserve">a </w:t>
+      </w:r>
+      <w:proofErr w:type="spellStart"/>
+      <w:r>
+        <w:t>boolean</w:t>
+      </w:r>
+      <w:proofErr w:type="spellEnd"/>
+      <w:proofErr w:type="gramEnd"/>
+      <w:r>
+        <w:t>.</w:t>
       </w:r>
     </w:p>
     <w:p>
@@ -1921,13 +3805,26 @@
       </w:r>
     </w:p>
     <w:p>
-      <w:r>
-        <w:t>tpl = ('item1', 'item2', 'item3','item4')</w:t>
-      </w:r>
-    </w:p>
-    <w:p>
-      <w:r>
-        <w:t>'item2' in tpl # True</w:t>
+      <w:proofErr w:type="spellStart"/>
+      <w:r>
+        <w:t>tpl</w:t>
+      </w:r>
+      <w:proofErr w:type="spellEnd"/>
+      <w:r>
+        <w:t xml:space="preserve"> = ('item1', 'item2', 'item3','item4')</w:t>
+      </w:r>
+    </w:p>
+    <w:p>
+      <w:r>
+        <w:t xml:space="preserve">'item2' in </w:t>
+      </w:r>
+      <w:proofErr w:type="spellStart"/>
+      <w:r>
+        <w:t>tpl</w:t>
+      </w:r>
+      <w:proofErr w:type="spellEnd"/>
+      <w:r>
+        <w:t xml:space="preserve"> # True</w:t>
       </w:r>
     </w:p>
     <w:p>
@@ -1936,18 +3833,65 @@
       </w:r>
     </w:p>
     <w:p>
-      <w:r>
-        <w:t>print('orange' in fruits) # True</w:t>
-      </w:r>
-    </w:p>
-    <w:p>
-      <w:r>
-        <w:t>print('apple' in fruits) # False</w:t>
-      </w:r>
-    </w:p>
-    <w:p>
-      <w:r>
-        <w:t>fruits[0] = 'apple' # TypeError: 'tuple' object does not support item assignment</w:t>
+      <w:proofErr w:type="gramStart"/>
+      <w:r>
+        <w:t>print(</w:t>
+      </w:r>
+      <w:proofErr w:type="gramEnd"/>
+      <w:r>
+        <w:t xml:space="preserve">'orange' in </w:t>
+      </w:r>
+      <w:proofErr w:type="gramStart"/>
+      <w:r>
+        <w:t>fruits) #</w:t>
+      </w:r>
+      <w:proofErr w:type="gramEnd"/>
+      <w:r>
+        <w:t xml:space="preserve"> True</w:t>
+      </w:r>
+    </w:p>
+    <w:p>
+      <w:proofErr w:type="gramStart"/>
+      <w:r>
+        <w:t>print(</w:t>
+      </w:r>
+      <w:proofErr w:type="gramEnd"/>
+      <w:r>
+        <w:t xml:space="preserve">'apple' in </w:t>
+      </w:r>
+      <w:proofErr w:type="gramStart"/>
+      <w:r>
+        <w:t>fruits) #</w:t>
+      </w:r>
+      <w:proofErr w:type="gramEnd"/>
+      <w:r>
+        <w:t xml:space="preserve"> False</w:t>
+      </w:r>
+    </w:p>
+    <w:p>
+      <w:proofErr w:type="gramStart"/>
+      <w:r>
+        <w:t>fruits[</w:t>
+      </w:r>
+      <w:proofErr w:type="gramEnd"/>
+      <w:r>
+        <w:t>0] = '</w:t>
+      </w:r>
+      <w:proofErr w:type="gramStart"/>
+      <w:r>
+        <w:t>apple' #</w:t>
+      </w:r>
+      <w:proofErr w:type="gramEnd"/>
+      <w:r>
+        <w:t xml:space="preserve"> </w:t>
+      </w:r>
+      <w:proofErr w:type="spellStart"/>
+      <w:r>
+        <w:t>TypeError</w:t>
+      </w:r>
+      <w:proofErr w:type="spellEnd"/>
+      <w:r>
+        <w:t>: 'tuple' object does not support item assignment</w:t>
       </w:r>
     </w:p>
     <w:p>
@@ -1967,8 +3911,13 @@
     </w:p>
     <w:p>
       <w:r>
-        <w:t>We can join two or more tuples using + operator</w:t>
-      </w:r>
+        <w:t xml:space="preserve">We can join two or more tuples using + </w:t>
+      </w:r>
+      <w:proofErr w:type="gramStart"/>
+      <w:r>
+        <w:t>operator</w:t>
+      </w:r>
+      <w:proofErr w:type="gramEnd"/>
     </w:p>
     <w:p>
       <w:r>
@@ -1997,12 +3946,25 @@
     </w:p>
     <w:p>
       <w:r>
-        <w:t>vegetables = ('Tomato', 'Potato', 'Cabbage','Onion', 'Carrot')</w:t>
-      </w:r>
-    </w:p>
-    <w:p>
-      <w:r>
-        <w:t>fruits_and_vegetables = fruits + vegetables</w:t>
+        <w:t>vegetables = ('Tomato', 'Potato', '</w:t>
+      </w:r>
+      <w:proofErr w:type="spellStart"/>
+      <w:r>
+        <w:t>Cabbage','Onion</w:t>
+      </w:r>
+      <w:proofErr w:type="spellEnd"/>
+      <w:r>
+        <w:t>', 'Carrot')</w:t>
+      </w:r>
+    </w:p>
+    <w:p>
+      <w:proofErr w:type="spellStart"/>
+      <w:r>
+        <w:t>fruits_and_vegetables</w:t>
+      </w:r>
+      <w:proofErr w:type="spellEnd"/>
+      <w:r>
+        <w:t xml:space="preserve"> = fruits + vegetables</w:t>
       </w:r>
     </w:p>
     <w:p>
@@ -2022,7 +3984,15 @@
     </w:p>
     <w:p>
       <w:r>
-        <w:t>It is not possible to remove a single item in a tuple but it is possible to delete the tuple itself using </w:t>
+        <w:t xml:space="preserve">It is not possible to remove a single item in a </w:t>
+      </w:r>
+      <w:proofErr w:type="gramStart"/>
+      <w:r>
+        <w:t>tuple</w:t>
+      </w:r>
+      <w:proofErr w:type="gramEnd"/>
+      <w:r>
+        <w:t xml:space="preserve"> but it is possible to delete the tuple itself using </w:t>
       </w:r>
       <w:r>
         <w:rPr>
@@ -3743,6 +5713,7 @@
   <w:style w:type="character" w:default="1" w:styleId="DefaultParagraphFont">
     <w:name w:val="Default Paragraph Font"/>
     <w:uiPriority w:val="1"/>
+    <w:semiHidden/>
     <w:unhideWhenUsed/>
   </w:style>
   <w:style w:type="table" w:default="1" w:styleId="TableNormal">
